--- a/report_agent/output/risk_assessment_report_template.docx
+++ b/report_agent/output/risk_assessment_report_template.docx
@@ -440,70 +440,7 @@
                 <w:sz w:val="22"/>
                 <w:lang w:eastAsia="ko-KR"/>
               </w:rPr>
-              <w:t>안전한</w:t>
-            </w:r>
-            <w:r>
-              <w:rPr>
-                <w:b/>
-                <w:color w:val="123B67"/>
-                <w:sz w:val="22"/>
-                <w:lang w:eastAsia="ko-KR"/>
-              </w:rPr>
-              <w:t xml:space="preserve"> </w:t>
-            </w:r>
-            <w:r>
-              <w:rPr>
-                <w:b/>
-                <w:color w:val="123B67"/>
-                <w:sz w:val="22"/>
-                <w:lang w:eastAsia="ko-KR"/>
-              </w:rPr>
-              <w:t>작업환경</w:t>
-            </w:r>
-            <w:r>
-              <w:rPr>
-                <w:b/>
-                <w:color w:val="123B67"/>
-                <w:sz w:val="22"/>
-                <w:lang w:eastAsia="ko-KR"/>
-              </w:rPr>
-              <w:t xml:space="preserve">, </w:t>
-            </w:r>
-            <w:r>
-              <w:rPr>
-                <w:b/>
-                <w:color w:val="123B67"/>
-                <w:sz w:val="22"/>
-                <w:lang w:eastAsia="ko-KR"/>
-              </w:rPr>
-              <w:t>데이터로</w:t>
-            </w:r>
-            <w:r>
-              <w:rPr>
-                <w:b/>
-                <w:color w:val="123B67"/>
-                <w:sz w:val="22"/>
-                <w:lang w:eastAsia="ko-KR"/>
-              </w:rPr>
-              <w:t xml:space="preserve"> </w:t>
-            </w:r>
-            <w:r>
-              <w:rPr>
-                <w:b/>
-                <w:color w:val="123B67"/>
-                <w:sz w:val="22"/>
-                <w:lang w:eastAsia="ko-KR"/>
-              </w:rPr>
-              <w:t>증명한다</w:t>
-            </w:r>
-            <w:r>
-              <w:rPr>
-                <w:b/>
-                <w:color w:val="123B67"/>
-                <w:sz w:val="22"/>
-                <w:lang w:eastAsia="ko-KR"/>
-              </w:rPr>
-              <w:t>.</w:t>
+              <w:t>안전한 작업환경, 데이터로 증명한다.</w:t>
             </w:r>
           </w:p>
           <w:p>
@@ -519,159 +456,7 @@
                 <w:sz w:val="18"/>
                 <w:lang w:eastAsia="ko-KR"/>
               </w:rPr>
-              <w:t>본</w:t>
-            </w:r>
-            <w:r>
-              <w:rPr>
-                <w:color w:val="6B7A8C"/>
-                <w:sz w:val="18"/>
-                <w:lang w:eastAsia="ko-KR"/>
-              </w:rPr>
-              <w:t xml:space="preserve"> </w:t>
-            </w:r>
-            <w:r>
-              <w:rPr>
-                <w:color w:val="6B7A8C"/>
-                <w:sz w:val="18"/>
-                <w:lang w:eastAsia="ko-KR"/>
-              </w:rPr>
-              <w:t>문서는</w:t>
-            </w:r>
-            <w:r>
-              <w:rPr>
-                <w:color w:val="6B7A8C"/>
-                <w:sz w:val="18"/>
-                <w:lang w:eastAsia="ko-KR"/>
-              </w:rPr>
-              <w:t xml:space="preserve"> AI </w:t>
-            </w:r>
-            <w:r>
-              <w:rPr>
-                <w:color w:val="6B7A8C"/>
-                <w:sz w:val="18"/>
-                <w:lang w:eastAsia="ko-KR"/>
-              </w:rPr>
-              <w:t>기반</w:t>
-            </w:r>
-            <w:r>
-              <w:rPr>
-                <w:color w:val="6B7A8C"/>
-                <w:sz w:val="18"/>
-                <w:lang w:eastAsia="ko-KR"/>
-              </w:rPr>
-              <w:t xml:space="preserve"> </w:t>
-            </w:r>
-            <w:r>
-              <w:rPr>
-                <w:color w:val="6B7A8C"/>
-                <w:sz w:val="18"/>
-                <w:lang w:eastAsia="ko-KR"/>
-              </w:rPr>
-              <w:t>위험성평가</w:t>
-            </w:r>
-            <w:r>
-              <w:rPr>
-                <w:color w:val="6B7A8C"/>
-                <w:sz w:val="18"/>
-                <w:lang w:eastAsia="ko-KR"/>
-              </w:rPr>
-              <w:t xml:space="preserve"> </w:t>
-            </w:r>
-            <w:r>
-              <w:rPr>
-                <w:color w:val="6B7A8C"/>
-                <w:sz w:val="18"/>
-                <w:lang w:eastAsia="ko-KR"/>
-              </w:rPr>
-              <w:t>데이터를</w:t>
-            </w:r>
-            <w:r>
-              <w:rPr>
-                <w:color w:val="6B7A8C"/>
-                <w:sz w:val="18"/>
-                <w:lang w:eastAsia="ko-KR"/>
-              </w:rPr>
-              <w:t xml:space="preserve"> </w:t>
-            </w:r>
-            <w:r>
-              <w:rPr>
-                <w:color w:val="6B7A8C"/>
-                <w:sz w:val="18"/>
-                <w:lang w:eastAsia="ko-KR"/>
-              </w:rPr>
-              <w:t>토대로</w:t>
-            </w:r>
-            <w:r>
-              <w:rPr>
-                <w:color w:val="6B7A8C"/>
-                <w:sz w:val="18"/>
-                <w:lang w:eastAsia="ko-KR"/>
-              </w:rPr>
-              <w:t xml:space="preserve"> </w:t>
-            </w:r>
-            <w:r>
-              <w:rPr>
-                <w:color w:val="6B7A8C"/>
-                <w:sz w:val="18"/>
-                <w:lang w:eastAsia="ko-KR"/>
-              </w:rPr>
-              <w:t>자동</w:t>
-            </w:r>
-            <w:r>
-              <w:rPr>
-                <w:color w:val="6B7A8C"/>
-                <w:sz w:val="18"/>
-                <w:lang w:eastAsia="ko-KR"/>
-              </w:rPr>
-              <w:t xml:space="preserve"> </w:t>
-            </w:r>
-            <w:r>
-              <w:rPr>
-                <w:color w:val="6B7A8C"/>
-                <w:sz w:val="18"/>
-                <w:lang w:eastAsia="ko-KR"/>
-              </w:rPr>
-              <w:t>생성되는</w:t>
-            </w:r>
-            <w:r>
-              <w:rPr>
-                <w:color w:val="6B7A8C"/>
-                <w:sz w:val="18"/>
-                <w:lang w:eastAsia="ko-KR"/>
-              </w:rPr>
-              <w:t xml:space="preserve"> </w:t>
-            </w:r>
-            <w:r>
-              <w:rPr>
-                <w:color w:val="6B7A8C"/>
-                <w:sz w:val="18"/>
-                <w:lang w:eastAsia="ko-KR"/>
-              </w:rPr>
-              <w:t>보고서</w:t>
-            </w:r>
-            <w:r>
-              <w:rPr>
-                <w:color w:val="6B7A8C"/>
-                <w:sz w:val="18"/>
-                <w:lang w:eastAsia="ko-KR"/>
-              </w:rPr>
-              <w:t xml:space="preserve"> </w:t>
-            </w:r>
-            <w:r>
-              <w:rPr>
-                <w:color w:val="6B7A8C"/>
-                <w:sz w:val="18"/>
-                <w:lang w:eastAsia="ko-KR"/>
-              </w:rPr>
-              <w:t>양식이다</w:t>
-            </w:r>
-            <w:r>
-              <w:rPr>
-                <w:color w:val="6B7A8C"/>
-                <w:sz w:val="18"/>
-                <w:lang w:eastAsia="ko-KR"/>
-              </w:rPr>
-              <w:t>.</w:t>
+              <w:t>본 문서는 AI 기반 위험성평가 데이터를 토대로 자동 생성되는 보고서 양식이다.</w:t>
             </w:r>
           </w:p>
         </w:tc>
@@ -809,31 +594,7 @@
           <w:color w:val="123B67"/>
           <w:sz w:val="24"/>
         </w:rPr>
-        <w:t>주요</w:t>
-      </w:r>
-      <w:r>
-        <w:rPr>
-          <w:b/>
-          <w:color w:val="123B67"/>
-          <w:sz w:val="24"/>
-        </w:rPr>
-        <w:t xml:space="preserve"> </w:t>
-      </w:r>
-      <w:r>
-        <w:rPr>
-          <w:b/>
-          <w:color w:val="123B67"/>
-          <w:sz w:val="24"/>
-        </w:rPr>
-        <w:t>지표</w:t>
-      </w:r>
-      <w:r>
-        <w:rPr>
-          <w:b/>
-          <w:color w:val="123B67"/>
-          <w:sz w:val="24"/>
-        </w:rPr>
-        <w:t xml:space="preserve"> (KPI)</w:t>
+        <w:t>주요 지표 (KPI)</w:t>
       </w:r>
     </w:p>
     <w:tbl>
@@ -879,39 +640,7 @@
                 <w:color w:val="6B7A8C"/>
                 <w:sz w:val="18"/>
               </w:rPr>
-              <w:t>총</w:t>
-            </w:r>
-            <w:r>
-              <w:rPr>
-                <w:b/>
-                <w:color w:val="6B7A8C"/>
-                <w:sz w:val="18"/>
-              </w:rPr>
-              <w:t xml:space="preserve"> </w:t>
-            </w:r>
-            <w:r>
-              <w:rPr>
-                <w:b/>
-                <w:color w:val="6B7A8C"/>
-                <w:sz w:val="18"/>
-              </w:rPr>
-              <w:t>평가</w:t>
-            </w:r>
-            <w:r>
-              <w:rPr>
-                <w:b/>
-                <w:color w:val="6B7A8C"/>
-                <w:sz w:val="18"/>
-              </w:rPr>
-              <w:t xml:space="preserve"> </w:t>
-            </w:r>
-            <w:r>
-              <w:rPr>
-                <w:b/>
-                <w:color w:val="6B7A8C"/>
-                <w:sz w:val="18"/>
-              </w:rPr>
-              <w:t>건수</w:t>
+              <w:t>총 평가 건수</w:t>
             </w:r>
           </w:p>
           <w:p>
@@ -924,15 +653,7 @@
                 <w:color w:val="2F6FB3"/>
                 <w:sz w:val="24"/>
               </w:rPr>
-              <w:t>{{aggregated_data.kpi.assessment_records}}</w:t>
-            </w:r>
-            <w:r>
-              <w:rPr>
-                <w:b/>
-                <w:color w:val="2F6FB3"/>
-                <w:sz w:val="24"/>
-              </w:rPr>
-              <w:t>건</w:t>
+              <w:t>{{aggregated_data.kpi.assessment_records}}건</w:t>
             </w:r>
           </w:p>
         </w:tc>
@@ -963,23 +684,7 @@
                 <w:color w:val="6B7A8C"/>
                 <w:sz w:val="18"/>
               </w:rPr>
-              <w:t>고위험</w:t>
-            </w:r>
-            <w:r>
-              <w:rPr>
-                <w:b/>
-                <w:color w:val="6B7A8C"/>
-                <w:sz w:val="18"/>
-              </w:rPr>
-              <w:t xml:space="preserve"> + </w:t>
-            </w:r>
-            <w:r>
-              <w:rPr>
-                <w:b/>
-                <w:color w:val="6B7A8C"/>
-                <w:sz w:val="18"/>
-              </w:rPr>
-              <w:t>중대위험</w:t>
+              <w:t>고위험 + 중대위험</w:t>
             </w:r>
           </w:p>
           <w:p>
@@ -992,15 +697,7 @@
                 <w:color w:val="D94841"/>
                 <w:sz w:val="24"/>
               </w:rPr>
-              <w:t>{{aggregated_data.kpi.high_or_critical_risk_records}}</w:t>
-            </w:r>
-            <w:r>
-              <w:rPr>
-                <w:b/>
-                <w:color w:val="D94841"/>
-                <w:sz w:val="24"/>
-              </w:rPr>
-              <w:t>건</w:t>
+              <w:t>{{aggregated_data.kpi.high_or_critical_risk_records}}건</w:t>
             </w:r>
           </w:p>
         </w:tc>
@@ -1031,23 +728,7 @@
                 <w:color w:val="6B7A8C"/>
                 <w:sz w:val="18"/>
               </w:rPr>
-              <w:t>조치</w:t>
-            </w:r>
-            <w:r>
-              <w:rPr>
-                <w:b/>
-                <w:color w:val="6B7A8C"/>
-                <w:sz w:val="18"/>
-              </w:rPr>
-              <w:t xml:space="preserve"> </w:t>
-            </w:r>
-            <w:r>
-              <w:rPr>
-                <w:b/>
-                <w:color w:val="6B7A8C"/>
-                <w:sz w:val="18"/>
-              </w:rPr>
-              <w:t>건수</w:t>
+              <w:t>조치 건수</w:t>
             </w:r>
           </w:p>
           <w:p>
@@ -1060,15 +741,7 @@
                 <w:color w:val="F28C28"/>
                 <w:sz w:val="24"/>
               </w:rPr>
-              <w:t>{{aggregated_data.kpi.action_total}}</w:t>
-            </w:r>
-            <w:r>
-              <w:rPr>
-                <w:b/>
-                <w:color w:val="F28C28"/>
-                <w:sz w:val="24"/>
-              </w:rPr>
-              <w:t>건</w:t>
+              <w:t>{{aggregated_data.kpi.action_total}}건</w:t>
             </w:r>
           </w:p>
         </w:tc>
@@ -1100,27 +773,13 @@
             </w:pPr>
             <w:r>
               <w:rPr>
+                <w:rFonts w:hint="eastAsia"/>
                 <w:b/>
                 <w:color w:val="6B7A8C"/>
                 <w:sz w:val="18"/>
+                <w:lang w:eastAsia="ko-KR"/>
               </w:rPr>
-              <w:t>조치</w:t>
-            </w:r>
-            <w:r>
-              <w:rPr>
-                <w:b/>
-                <w:color w:val="6B7A8C"/>
-                <w:sz w:val="18"/>
-              </w:rPr>
-              <w:t xml:space="preserve"> </w:t>
-            </w:r>
-            <w:r>
-              <w:rPr>
-                <w:b/>
-                <w:color w:val="6B7A8C"/>
-                <w:sz w:val="18"/>
-              </w:rPr>
-              <w:t>완료율</w:t>
+              <w:t>종사자 참여율</w:t>
             </w:r>
           </w:p>
           <w:p>
@@ -1133,7 +792,23 @@
                 <w:color w:val="2E9D62"/>
                 <w:sz w:val="24"/>
               </w:rPr>
-              <w:t>{{aggregated_data.kpi.action_completion_rate}}%</w:t>
+              <w:t>{{</w:t>
+            </w:r>
+            <w:r>
+              <w:rPr>
+                <w:b/>
+                <w:color w:val="2E9D62"/>
+                <w:sz w:val="24"/>
+              </w:rPr>
+              <w:t>aggregated_data.kpi.board_action_history_rate</w:t>
+            </w:r>
+            <w:r>
+              <w:rPr>
+                <w:b/>
+                <w:color w:val="2E9D62"/>
+                <w:sz w:val="24"/>
+              </w:rPr>
+              <w:t>}}%</w:t>
             </w:r>
           </w:p>
         </w:tc>
@@ -1164,23 +839,7 @@
                 <w:color w:val="6B7A8C"/>
                 <w:sz w:val="18"/>
               </w:rPr>
-              <w:t>승인</w:t>
-            </w:r>
-            <w:r>
-              <w:rPr>
-                <w:b/>
-                <w:color w:val="6B7A8C"/>
-                <w:sz w:val="18"/>
-              </w:rPr>
-              <w:t xml:space="preserve"> </w:t>
-            </w:r>
-            <w:r>
-              <w:rPr>
-                <w:b/>
-                <w:color w:val="6B7A8C"/>
-                <w:sz w:val="18"/>
-              </w:rPr>
-              <w:t>완료율</w:t>
+              <w:t>승인 완료율</w:t>
             </w:r>
           </w:p>
           <w:p>
@@ -1224,39 +883,7 @@
                 <w:color w:val="6B7A8C"/>
                 <w:sz w:val="18"/>
               </w:rPr>
-              <w:t>미조치</w:t>
-            </w:r>
-            <w:r>
-              <w:rPr>
-                <w:b/>
-                <w:color w:val="6B7A8C"/>
-                <w:sz w:val="18"/>
-              </w:rPr>
-              <w:t xml:space="preserve"> </w:t>
-            </w:r>
-            <w:r>
-              <w:rPr>
-                <w:b/>
-                <w:color w:val="6B7A8C"/>
-                <w:sz w:val="18"/>
-              </w:rPr>
-              <w:t>평가</w:t>
-            </w:r>
-            <w:r>
-              <w:rPr>
-                <w:b/>
-                <w:color w:val="6B7A8C"/>
-                <w:sz w:val="18"/>
-              </w:rPr>
-              <w:t xml:space="preserve"> </w:t>
-            </w:r>
-            <w:r>
-              <w:rPr>
-                <w:b/>
-                <w:color w:val="6B7A8C"/>
-                <w:sz w:val="18"/>
-              </w:rPr>
-              <w:t>건수</w:t>
+              <w:t>미조치 평가 건수</w:t>
             </w:r>
           </w:p>
           <w:p>
@@ -1269,15 +896,7 @@
                 <w:color w:val="D94841"/>
                 <w:sz w:val="24"/>
               </w:rPr>
-              <w:t>{{aggregated_data.kpi.unaddressed_assessment_records}}</w:t>
-            </w:r>
-            <w:r>
-              <w:rPr>
-                <w:b/>
-                <w:color w:val="D94841"/>
-                <w:sz w:val="24"/>
-              </w:rPr>
-              <w:t>건</w:t>
+              <w:t>{{aggregated_data.kpi.unaddressed_assessment_records}}건</w:t>
             </w:r>
           </w:p>
         </w:tc>
@@ -1296,135 +915,7 @@
           <w:sz w:val="16"/>
           <w:lang w:eastAsia="ko-KR"/>
         </w:rPr>
-        <w:t xml:space="preserve">※ KPI </w:t>
-      </w:r>
-      <w:r>
-        <w:rPr>
-          <w:color w:val="6B7A8C"/>
-          <w:sz w:val="16"/>
-          <w:lang w:eastAsia="ko-KR"/>
-        </w:rPr>
-        <w:t>값은</w:t>
-      </w:r>
-      <w:r>
-        <w:rPr>
-          <w:color w:val="6B7A8C"/>
-          <w:sz w:val="16"/>
-          <w:lang w:eastAsia="ko-KR"/>
-        </w:rPr>
-        <w:t xml:space="preserve"> </w:t>
-      </w:r>
-      <w:r>
-        <w:rPr>
-          <w:color w:val="6B7A8C"/>
-          <w:sz w:val="16"/>
-          <w:lang w:eastAsia="ko-KR"/>
-        </w:rPr>
-        <w:t>선택한</w:t>
-      </w:r>
-      <w:r>
-        <w:rPr>
-          <w:color w:val="6B7A8C"/>
-          <w:sz w:val="16"/>
-          <w:lang w:eastAsia="ko-KR"/>
-        </w:rPr>
-        <w:t xml:space="preserve"> </w:t>
-      </w:r>
-      <w:r>
-        <w:rPr>
-          <w:color w:val="6B7A8C"/>
-          <w:sz w:val="16"/>
-          <w:lang w:eastAsia="ko-KR"/>
-        </w:rPr>
-        <w:t>평가기간의</w:t>
-      </w:r>
-      <w:r>
-        <w:rPr>
-          <w:color w:val="6B7A8C"/>
-          <w:sz w:val="16"/>
-          <w:lang w:eastAsia="ko-KR"/>
-        </w:rPr>
-        <w:t xml:space="preserve"> </w:t>
-      </w:r>
-      <w:r>
-        <w:rPr>
-          <w:color w:val="6B7A8C"/>
-          <w:sz w:val="16"/>
-          <w:lang w:eastAsia="ko-KR"/>
-        </w:rPr>
-        <w:t>최신</w:t>
-      </w:r>
-      <w:r>
-        <w:rPr>
-          <w:color w:val="6B7A8C"/>
-          <w:sz w:val="16"/>
-          <w:lang w:eastAsia="ko-KR"/>
-        </w:rPr>
-        <w:t xml:space="preserve"> </w:t>
-      </w:r>
-      <w:r>
-        <w:rPr>
-          <w:color w:val="6B7A8C"/>
-          <w:sz w:val="16"/>
-          <w:lang w:eastAsia="ko-KR"/>
-        </w:rPr>
-        <w:t>데이터</w:t>
-      </w:r>
-      <w:r>
-        <w:rPr>
-          <w:color w:val="6B7A8C"/>
-          <w:sz w:val="16"/>
-          <w:lang w:eastAsia="ko-KR"/>
-        </w:rPr>
-        <w:t xml:space="preserve"> </w:t>
-      </w:r>
-      <w:r>
-        <w:rPr>
-          <w:color w:val="6B7A8C"/>
-          <w:sz w:val="16"/>
-          <w:lang w:eastAsia="ko-KR"/>
-        </w:rPr>
-        <w:t>기준으로</w:t>
-      </w:r>
-      <w:r>
-        <w:rPr>
-          <w:color w:val="6B7A8C"/>
-          <w:sz w:val="16"/>
-          <w:lang w:eastAsia="ko-KR"/>
-        </w:rPr>
-        <w:t xml:space="preserve"> </w:t>
-      </w:r>
-      <w:r>
-        <w:rPr>
-          <w:color w:val="6B7A8C"/>
-          <w:sz w:val="16"/>
-          <w:lang w:eastAsia="ko-KR"/>
-        </w:rPr>
-        <w:t>자동</w:t>
-      </w:r>
-      <w:r>
-        <w:rPr>
-          <w:color w:val="6B7A8C"/>
-          <w:sz w:val="16"/>
-          <w:lang w:eastAsia="ko-KR"/>
-        </w:rPr>
-        <w:t xml:space="preserve"> </w:t>
-      </w:r>
-      <w:r>
-        <w:rPr>
-          <w:color w:val="6B7A8C"/>
-          <w:sz w:val="16"/>
-          <w:lang w:eastAsia="ko-KR"/>
-        </w:rPr>
-        <w:t>산출됩니다</w:t>
-      </w:r>
-      <w:r>
-        <w:rPr>
-          <w:color w:val="6B7A8C"/>
-          <w:sz w:val="16"/>
-          <w:lang w:eastAsia="ko-KR"/>
-        </w:rPr>
-        <w:t>.</w:t>
+        <w:t>※ KPI 값은 선택한 평가기간의 최신 데이터 기준으로 자동 산출됩니다.</w:t>
       </w:r>
     </w:p>
     <w:p>
@@ -1502,52 +993,7 @@
                 <w:sz w:val="32"/>
                 <w:lang w:eastAsia="ko-KR"/>
               </w:rPr>
-              <w:t>위험도</w:t>
-            </w:r>
-            <w:r>
-              <w:rPr>
-                <w:b/>
-                <w:color w:val="123B67"/>
-                <w:sz w:val="32"/>
-                <w:lang w:eastAsia="ko-KR"/>
-              </w:rPr>
-              <w:t xml:space="preserve"> </w:t>
-            </w:r>
-            <w:r>
-              <w:rPr>
-                <w:b/>
-                <w:color w:val="123B67"/>
-                <w:sz w:val="32"/>
-                <w:lang w:eastAsia="ko-KR"/>
-              </w:rPr>
-              <w:t>분포</w:t>
-            </w:r>
-            <w:r>
-              <w:rPr>
-                <w:b/>
-                <w:color w:val="123B67"/>
-                <w:sz w:val="32"/>
-                <w:lang w:eastAsia="ko-KR"/>
-              </w:rPr>
-              <w:t xml:space="preserve"> </w:t>
-            </w:r>
-            <w:r>
-              <w:rPr>
-                <w:b/>
-                <w:color w:val="123B67"/>
-                <w:sz w:val="32"/>
-                <w:lang w:eastAsia="ko-KR"/>
-              </w:rPr>
-              <w:t>및</w:t>
-            </w:r>
-            <w:r>
-              <w:rPr>
-                <w:b/>
-                <w:color w:val="123B67"/>
-                <w:sz w:val="32"/>
-                <w:lang w:eastAsia="ko-KR"/>
-              </w:rPr>
-              <w:t xml:space="preserve"> </w:t>
+              <w:t xml:space="preserve">위험도 분포 및 </w:t>
             </w:r>
             <w:r>
               <w:rPr>
@@ -1648,15 +1094,7 @@
                 <w:color w:val="D94841"/>
                 <w:sz w:val="24"/>
               </w:rPr>
-              <w:t>{{aggregated_data.kpi.critical_risk_records}}</w:t>
-            </w:r>
-            <w:r>
-              <w:rPr>
-                <w:b/>
-                <w:color w:val="D94841"/>
-                <w:sz w:val="24"/>
-              </w:rPr>
-              <w:t>건</w:t>
+              <w:t>{{aggregated_data.kpi.critical_risk_records}}건</w:t>
             </w:r>
           </w:p>
         </w:tc>
@@ -1700,15 +1138,7 @@
                 <w:color w:val="F28C28"/>
                 <w:sz w:val="24"/>
               </w:rPr>
-              <w:t>{{aggregated_data.kpi.high_risk_records}}</w:t>
-            </w:r>
-            <w:r>
-              <w:rPr>
-                <w:b/>
-                <w:color w:val="F28C28"/>
-                <w:sz w:val="24"/>
-              </w:rPr>
-              <w:t>건</w:t>
+              <w:t>{{aggregated_data.kpi.high_risk_records}}건</w:t>
             </w:r>
           </w:p>
         </w:tc>
@@ -1752,15 +1182,7 @@
                 <w:color w:val="F4C542"/>
                 <w:sz w:val="24"/>
               </w:rPr>
-              <w:t>{{aggregated_data.kpi.medium_risk_records}}</w:t>
-            </w:r>
-            <w:r>
-              <w:rPr>
-                <w:b/>
-                <w:color w:val="F4C542"/>
-                <w:sz w:val="24"/>
-              </w:rPr>
-              <w:t>건</w:t>
+              <w:t>{{aggregated_data.kpi.medium_risk_records}}건</w:t>
             </w:r>
           </w:p>
         </w:tc>
@@ -1804,15 +1226,7 @@
                 <w:color w:val="2E9D62"/>
                 <w:sz w:val="24"/>
               </w:rPr>
-              <w:t>{{aggregated_data.kpi.low_risk_records}}</w:t>
-            </w:r>
-            <w:r>
-              <w:rPr>
-                <w:b/>
-                <w:color w:val="2E9D62"/>
-                <w:sz w:val="24"/>
-              </w:rPr>
-              <w:t>건</w:t>
+              <w:t>{{aggregated_data.kpi.low_risk_records}}건</w:t>
             </w:r>
           </w:p>
         </w:tc>
@@ -1826,39 +1240,7 @@
           <w:color w:val="123B67"/>
           <w:sz w:val="22"/>
         </w:rPr>
-        <w:t>관리</w:t>
-      </w:r>
-      <w:r>
-        <w:rPr>
-          <w:b/>
-          <w:color w:val="123B67"/>
-          <w:sz w:val="22"/>
-        </w:rPr>
-        <w:t xml:space="preserve"> </w:t>
-      </w:r>
-      <w:r>
-        <w:rPr>
-          <w:b/>
-          <w:color w:val="123B67"/>
-          <w:sz w:val="22"/>
-        </w:rPr>
-        <w:t>현황</w:t>
-      </w:r>
-      <w:r>
-        <w:rPr>
-          <w:b/>
-          <w:color w:val="123B67"/>
-          <w:sz w:val="22"/>
-        </w:rPr>
-        <w:t xml:space="preserve"> </w:t>
-      </w:r>
-      <w:r>
-        <w:rPr>
-          <w:b/>
-          <w:color w:val="123B67"/>
-          <w:sz w:val="22"/>
-        </w:rPr>
-        <w:t>요약</w:t>
+        <w:t>관리 현황 요약</w:t>
       </w:r>
     </w:p>
     <w:tbl>
@@ -1961,23 +1343,7 @@
                 <w:color w:val="123B67"/>
                 <w:sz w:val="32"/>
               </w:rPr>
-              <w:t>주요</w:t>
-            </w:r>
-            <w:r>
-              <w:rPr>
-                <w:b/>
-                <w:color w:val="123B67"/>
-                <w:sz w:val="32"/>
-              </w:rPr>
-              <w:t xml:space="preserve"> </w:t>
-            </w:r>
-            <w:r>
-              <w:rPr>
-                <w:b/>
-                <w:color w:val="123B67"/>
-                <w:sz w:val="32"/>
-              </w:rPr>
-              <w:t>고위험항목</w:t>
+              <w:t>주요 고위험항목</w:t>
             </w:r>
             <w:r>
               <w:rPr>
@@ -2002,23 +1368,7 @@
           <w:color w:val="123B67"/>
           <w:sz w:val="20"/>
         </w:rPr>
-        <w:t>선정</w:t>
-      </w:r>
-      <w:r>
-        <w:rPr>
-          <w:b/>
-          <w:color w:val="123B67"/>
-          <w:sz w:val="20"/>
-        </w:rPr>
-        <w:t xml:space="preserve"> </w:t>
-      </w:r>
-      <w:r>
-        <w:rPr>
-          <w:b/>
-          <w:color w:val="123B67"/>
-          <w:sz w:val="20"/>
-        </w:rPr>
-        <w:t>기준</w:t>
+        <w:t>선정 기준</w:t>
       </w:r>
     </w:p>
     <w:tbl>
@@ -2063,223 +1413,7 @@
                 <w:sz w:val="18"/>
                 <w:lang w:eastAsia="ko-KR"/>
               </w:rPr>
-              <w:t>중대위험</w:t>
-            </w:r>
-            <w:r>
-              <w:rPr>
-                <w:color w:val="6B7A8C"/>
-                <w:sz w:val="18"/>
-                <w:lang w:eastAsia="ko-KR"/>
-              </w:rPr>
-              <w:t xml:space="preserve"> </w:t>
-            </w:r>
-            <w:r>
-              <w:rPr>
-                <w:color w:val="6B7A8C"/>
-                <w:sz w:val="18"/>
-                <w:lang w:eastAsia="ko-KR"/>
-              </w:rPr>
-              <w:t>및</w:t>
-            </w:r>
-            <w:r>
-              <w:rPr>
-                <w:color w:val="6B7A8C"/>
-                <w:sz w:val="18"/>
-                <w:lang w:eastAsia="ko-KR"/>
-              </w:rPr>
-              <w:t xml:space="preserve"> </w:t>
-            </w:r>
-            <w:r>
-              <w:rPr>
-                <w:color w:val="6B7A8C"/>
-                <w:sz w:val="18"/>
-                <w:lang w:eastAsia="ko-KR"/>
-              </w:rPr>
-              <w:t>고위험</w:t>
-            </w:r>
-            <w:r>
-              <w:rPr>
-                <w:color w:val="6B7A8C"/>
-                <w:sz w:val="18"/>
-                <w:lang w:eastAsia="ko-KR"/>
-              </w:rPr>
-              <w:t xml:space="preserve"> </w:t>
-            </w:r>
-            <w:r>
-              <w:rPr>
-                <w:color w:val="6B7A8C"/>
-                <w:sz w:val="18"/>
-                <w:lang w:eastAsia="ko-KR"/>
-              </w:rPr>
-              <w:t>항목</w:t>
-            </w:r>
-            <w:r>
-              <w:rPr>
-                <w:color w:val="6B7A8C"/>
-                <w:sz w:val="18"/>
-                <w:lang w:eastAsia="ko-KR"/>
-              </w:rPr>
-              <w:t xml:space="preserve"> </w:t>
-            </w:r>
-            <w:r>
-              <w:rPr>
-                <w:color w:val="6B7A8C"/>
-                <w:sz w:val="18"/>
-                <w:lang w:eastAsia="ko-KR"/>
-              </w:rPr>
-              <w:t>중</w:t>
-            </w:r>
-            <w:r>
-              <w:rPr>
-                <w:color w:val="6B7A8C"/>
-                <w:sz w:val="18"/>
-                <w:lang w:eastAsia="ko-KR"/>
-              </w:rPr>
-              <w:t xml:space="preserve"> </w:t>
-            </w:r>
-            <w:r>
-              <w:rPr>
-                <w:color w:val="6B7A8C"/>
-                <w:sz w:val="18"/>
-                <w:lang w:eastAsia="ko-KR"/>
-              </w:rPr>
-              <w:t>조치</w:t>
-            </w:r>
-            <w:r>
-              <w:rPr>
-                <w:color w:val="6B7A8C"/>
-                <w:sz w:val="18"/>
-                <w:lang w:eastAsia="ko-KR"/>
-              </w:rPr>
-              <w:t xml:space="preserve"> </w:t>
-            </w:r>
-            <w:r>
-              <w:rPr>
-                <w:color w:val="6B7A8C"/>
-                <w:sz w:val="18"/>
-                <w:lang w:eastAsia="ko-KR"/>
-              </w:rPr>
-              <w:t>상태</w:t>
-            </w:r>
-            <w:r>
-              <w:rPr>
-                <w:color w:val="6B7A8C"/>
-                <w:sz w:val="18"/>
-                <w:lang w:eastAsia="ko-KR"/>
-              </w:rPr>
-              <w:t xml:space="preserve">, </w:t>
-            </w:r>
-            <w:r>
-              <w:rPr>
-                <w:color w:val="6B7A8C"/>
-                <w:sz w:val="18"/>
-                <w:lang w:eastAsia="ko-KR"/>
-              </w:rPr>
-              <w:t>승인</w:t>
-            </w:r>
-            <w:r>
-              <w:rPr>
-                <w:color w:val="6B7A8C"/>
-                <w:sz w:val="18"/>
-                <w:lang w:eastAsia="ko-KR"/>
-              </w:rPr>
-              <w:t xml:space="preserve"> </w:t>
-            </w:r>
-            <w:r>
-              <w:rPr>
-                <w:color w:val="6B7A8C"/>
-                <w:sz w:val="18"/>
-                <w:lang w:eastAsia="ko-KR"/>
-              </w:rPr>
-              <w:t>상태</w:t>
-            </w:r>
-            <w:r>
-              <w:rPr>
-                <w:color w:val="6B7A8C"/>
-                <w:sz w:val="18"/>
-                <w:lang w:eastAsia="ko-KR"/>
-              </w:rPr>
-              <w:t xml:space="preserve">, </w:t>
-            </w:r>
-            <w:r>
-              <w:rPr>
-                <w:color w:val="6B7A8C"/>
-                <w:sz w:val="18"/>
-                <w:lang w:eastAsia="ko-KR"/>
-              </w:rPr>
-              <w:t>노출</w:t>
-            </w:r>
-            <w:r>
-              <w:rPr>
-                <w:color w:val="6B7A8C"/>
-                <w:sz w:val="18"/>
-                <w:lang w:eastAsia="ko-KR"/>
-              </w:rPr>
-              <w:t xml:space="preserve"> </w:t>
-            </w:r>
-            <w:r>
-              <w:rPr>
-                <w:color w:val="6B7A8C"/>
-                <w:sz w:val="18"/>
-                <w:lang w:eastAsia="ko-KR"/>
-              </w:rPr>
-              <w:t>수준을</w:t>
-            </w:r>
-            <w:r>
-              <w:rPr>
-                <w:color w:val="6B7A8C"/>
-                <w:sz w:val="18"/>
-                <w:lang w:eastAsia="ko-KR"/>
-              </w:rPr>
-              <w:t xml:space="preserve"> </w:t>
-            </w:r>
-            <w:r>
-              <w:rPr>
-                <w:color w:val="6B7A8C"/>
-                <w:sz w:val="18"/>
-                <w:lang w:eastAsia="ko-KR"/>
-              </w:rPr>
-              <w:t>기준으로</w:t>
-            </w:r>
-            <w:r>
-              <w:rPr>
-                <w:color w:val="6B7A8C"/>
-                <w:sz w:val="18"/>
-                <w:lang w:eastAsia="ko-KR"/>
-              </w:rPr>
-              <w:t xml:space="preserve"> </w:t>
-            </w:r>
-            <w:r>
-              <w:rPr>
-                <w:color w:val="6B7A8C"/>
-                <w:sz w:val="18"/>
-                <w:lang w:eastAsia="ko-KR"/>
-              </w:rPr>
-              <w:t>우선</w:t>
-            </w:r>
-            <w:r>
-              <w:rPr>
-                <w:color w:val="6B7A8C"/>
-                <w:sz w:val="18"/>
-                <w:lang w:eastAsia="ko-KR"/>
-              </w:rPr>
-              <w:t xml:space="preserve"> </w:t>
-            </w:r>
-            <w:r>
-              <w:rPr>
-                <w:color w:val="6B7A8C"/>
-                <w:sz w:val="18"/>
-                <w:lang w:eastAsia="ko-KR"/>
-              </w:rPr>
-              <w:t>표시한다</w:t>
-            </w:r>
-            <w:r>
-              <w:rPr>
-                <w:color w:val="6B7A8C"/>
-                <w:sz w:val="18"/>
-                <w:lang w:eastAsia="ko-KR"/>
-              </w:rPr>
-              <w:t>.</w:t>
+              <w:t>중대위험 및 고위험 항목 중 조치 상태, 승인 상태, 노출 수준을 기준으로 우선 표시한다.</w:t>
             </w:r>
           </w:p>
         </w:tc>
@@ -2517,39 +1651,7 @@
                 <w:color w:val="FFFFFF"/>
                 <w:sz w:val="17"/>
               </w:rPr>
-              <w:t>점검</w:t>
-            </w:r>
-            <w:r>
-              <w:rPr>
-                <w:b/>
-                <w:color w:val="FFFFFF"/>
-                <w:sz w:val="17"/>
-              </w:rPr>
-              <w:t>·</w:t>
-            </w:r>
-            <w:r>
-              <w:rPr>
-                <w:b/>
-                <w:color w:val="FFFFFF"/>
-                <w:sz w:val="17"/>
-              </w:rPr>
-              <w:t>조치</w:t>
-            </w:r>
-            <w:r>
-              <w:rPr>
-                <w:b/>
-                <w:color w:val="FFFFFF"/>
-                <w:sz w:val="17"/>
-              </w:rPr>
-              <w:t xml:space="preserve"> </w:t>
-            </w:r>
-            <w:r>
-              <w:rPr>
-                <w:b/>
-                <w:color w:val="FFFFFF"/>
-                <w:sz w:val="17"/>
-              </w:rPr>
-              <w:t>내용</w:t>
+              <w:t>점검·조치 내용</w:t>
             </w:r>
           </w:p>
         </w:tc>
@@ -2698,13 +1800,7 @@
               <w:rPr>
                 <w:sz w:val="16"/>
               </w:rPr>
-              <w:t>{{aggregated_data.high_risk</w:t>
-            </w:r>
-            <w:r>
-              <w:rPr>
-                <w:sz w:val="16"/>
-              </w:rPr>
-              <w:t>_items.action_name}}</w:t>
+              <w:t>{{aggregated_data.high_risk_items.action_name}}</w:t>
             </w:r>
           </w:p>
         </w:tc>
@@ -2749,31 +1845,14 @@
               <w:rPr>
                 <w:sz w:val="16"/>
               </w:rPr>
-              <w:t>점검</w:t>
-            </w:r>
-            <w:r>
-              <w:rPr>
-                <w:sz w:val="16"/>
-              </w:rPr>
-              <w:t>: {{aggregated_data.high_risk_items.inspection_content}}</w:t>
+              <w:t>점검: {{aggregated_data.high_risk_items.inspection_content}}</w:t>
             </w:r>
             <w:r>
               <w:rPr>
                 <w:sz w:val="16"/>
               </w:rPr>
               <w:br/>
-            </w:r>
-            <w:r>
-              <w:rPr>
-                <w:sz w:val="16"/>
-              </w:rPr>
-              <w:t>조치</w:t>
-            </w:r>
-            <w:r>
-              <w:rPr>
-                <w:sz w:val="16"/>
-              </w:rPr>
-              <w:t>: {{aggregated_data.high_risk_items.action_content}}</w:t>
+              <w:t>조치: {{aggregated_data.high_risk_items.action_content}}</w:t>
             </w:r>
           </w:p>
         </w:tc>
@@ -2792,151 +1871,7 @@
           <w:sz w:val="16"/>
           <w:lang w:eastAsia="ko-KR"/>
         </w:rPr>
-        <w:t xml:space="preserve">※ </w:t>
-      </w:r>
-      <w:r>
-        <w:rPr>
-          <w:color w:val="6B7A8C"/>
-          <w:sz w:val="16"/>
-          <w:lang w:eastAsia="ko-KR"/>
-        </w:rPr>
-        <w:t>항목</w:t>
-      </w:r>
-      <w:r>
-        <w:rPr>
-          <w:color w:val="6B7A8C"/>
-          <w:sz w:val="16"/>
-          <w:lang w:eastAsia="ko-KR"/>
-        </w:rPr>
-        <w:t xml:space="preserve"> </w:t>
-      </w:r>
-      <w:r>
-        <w:rPr>
-          <w:color w:val="6B7A8C"/>
-          <w:sz w:val="16"/>
-          <w:lang w:eastAsia="ko-KR"/>
-        </w:rPr>
-        <w:t>수에</w:t>
-      </w:r>
-      <w:r>
-        <w:rPr>
-          <w:color w:val="6B7A8C"/>
-          <w:sz w:val="16"/>
-          <w:lang w:eastAsia="ko-KR"/>
-        </w:rPr>
-        <w:t xml:space="preserve"> </w:t>
-      </w:r>
-      <w:r>
-        <w:rPr>
-          <w:color w:val="6B7A8C"/>
-          <w:sz w:val="16"/>
-          <w:lang w:eastAsia="ko-KR"/>
-        </w:rPr>
-        <w:t>따라</w:t>
-      </w:r>
-      <w:r>
-        <w:rPr>
-          <w:color w:val="6B7A8C"/>
-          <w:sz w:val="16"/>
-          <w:lang w:eastAsia="ko-KR"/>
-        </w:rPr>
-        <w:t xml:space="preserve"> </w:t>
-      </w:r>
-      <w:r>
-        <w:rPr>
-          <w:color w:val="6B7A8C"/>
-          <w:sz w:val="16"/>
-          <w:lang w:eastAsia="ko-KR"/>
-        </w:rPr>
-        <w:t>표의</w:t>
-      </w:r>
-      <w:r>
-        <w:rPr>
-          <w:color w:val="6B7A8C"/>
-          <w:sz w:val="16"/>
-          <w:lang w:eastAsia="ko-KR"/>
-        </w:rPr>
-        <w:t xml:space="preserve"> </w:t>
-      </w:r>
-      <w:r>
-        <w:rPr>
-          <w:color w:val="6B7A8C"/>
-          <w:sz w:val="16"/>
-          <w:lang w:eastAsia="ko-KR"/>
-        </w:rPr>
-        <w:t>행과</w:t>
-      </w:r>
-      <w:r>
-        <w:rPr>
-          <w:color w:val="6B7A8C"/>
-          <w:sz w:val="16"/>
-          <w:lang w:eastAsia="ko-KR"/>
-        </w:rPr>
-        <w:t xml:space="preserve"> </w:t>
-      </w:r>
-      <w:r>
-        <w:rPr>
-          <w:color w:val="6B7A8C"/>
-          <w:sz w:val="16"/>
-          <w:lang w:eastAsia="ko-KR"/>
-        </w:rPr>
-        <w:t>페이지가</w:t>
-      </w:r>
-      <w:r>
-        <w:rPr>
-          <w:color w:val="6B7A8C"/>
-          <w:sz w:val="16"/>
-          <w:lang w:eastAsia="ko-KR"/>
-        </w:rPr>
-        <w:t xml:space="preserve"> </w:t>
-      </w:r>
-      <w:r>
-        <w:rPr>
-          <w:color w:val="6B7A8C"/>
-          <w:sz w:val="16"/>
-          <w:lang w:eastAsia="ko-KR"/>
-        </w:rPr>
-        <w:t>자동</w:t>
-      </w:r>
-      <w:r>
-        <w:rPr>
-          <w:color w:val="6B7A8C"/>
-          <w:sz w:val="16"/>
-          <w:lang w:eastAsia="ko-KR"/>
-        </w:rPr>
-        <w:t xml:space="preserve"> </w:t>
-      </w:r>
-      <w:r>
-        <w:rPr>
-          <w:color w:val="6B7A8C"/>
-          <w:sz w:val="16"/>
-          <w:lang w:eastAsia="ko-KR"/>
-        </w:rPr>
-        <w:t>확장되도록</w:t>
-      </w:r>
-      <w:r>
-        <w:rPr>
-          <w:color w:val="6B7A8C"/>
-          <w:sz w:val="16"/>
-          <w:lang w:eastAsia="ko-KR"/>
-        </w:rPr>
-        <w:t xml:space="preserve"> </w:t>
-      </w:r>
-      <w:r>
-        <w:rPr>
-          <w:color w:val="6B7A8C"/>
-          <w:sz w:val="16"/>
-          <w:lang w:eastAsia="ko-KR"/>
-        </w:rPr>
-        <w:t>구성합니다</w:t>
-      </w:r>
-      <w:r>
-        <w:rPr>
-          <w:color w:val="6B7A8C"/>
-          <w:sz w:val="16"/>
-          <w:lang w:eastAsia="ko-KR"/>
-        </w:rPr>
-        <w:t>.</w:t>
+        <w:t>※ 항목 수에 따라 표의 행과 페이지가 자동 확장되도록 구성합니다.</w:t>
       </w:r>
     </w:p>
     <w:p>
@@ -3075,23 +2010,7 @@
           <w:color w:val="123B67"/>
           <w:sz w:val="22"/>
         </w:rPr>
-        <w:t>핵심</w:t>
-      </w:r>
-      <w:r>
-        <w:rPr>
-          <w:b/>
-          <w:color w:val="123B67"/>
-          <w:sz w:val="22"/>
-        </w:rPr>
-        <w:t xml:space="preserve"> </w:t>
-      </w:r>
-      <w:r>
-        <w:rPr>
-          <w:b/>
-          <w:color w:val="123B67"/>
-          <w:sz w:val="22"/>
-        </w:rPr>
-        <w:t>확인사항</w:t>
+        <w:t>핵심 확인사항</w:t>
       </w:r>
     </w:p>
     <w:tbl>
@@ -3132,23 +2051,7 @@
                 <w:color w:val="123B67"/>
                 <w:sz w:val="18"/>
               </w:rPr>
-              <w:t>고위험</w:t>
-            </w:r>
-            <w:r>
-              <w:rPr>
-                <w:b/>
-                <w:color w:val="123B67"/>
-                <w:sz w:val="18"/>
-              </w:rPr>
-              <w:t xml:space="preserve"> </w:t>
-            </w:r>
-            <w:r>
-              <w:rPr>
-                <w:b/>
-                <w:color w:val="123B67"/>
-                <w:sz w:val="18"/>
-              </w:rPr>
-              <w:t>미조치</w:t>
+              <w:t>고위험 미조치</w:t>
             </w:r>
           </w:p>
         </w:tc>
@@ -3178,14 +2081,7 @@
                 <w:b/>
                 <w:sz w:val="20"/>
               </w:rPr>
-              <w:t>{{aggregated_data.kpi.unaddressed_high_risk_records}}</w:t>
-            </w:r>
-            <w:r>
-              <w:rPr>
-                <w:b/>
-                <w:sz w:val="20"/>
-              </w:rPr>
-              <w:t>건</w:t>
+              <w:t>{{aggregated_data.kpi.unaddressed_high_risk_records}}건</w:t>
             </w:r>
           </w:p>
         </w:tc>
@@ -3218,23 +2114,7 @@
                 <w:color w:val="123B67"/>
                 <w:sz w:val="18"/>
               </w:rPr>
-              <w:t>조치</w:t>
-            </w:r>
-            <w:r>
-              <w:rPr>
-                <w:b/>
-                <w:color w:val="123B67"/>
-                <w:sz w:val="18"/>
-              </w:rPr>
-              <w:t xml:space="preserve"> </w:t>
-            </w:r>
-            <w:r>
-              <w:rPr>
-                <w:b/>
-                <w:color w:val="123B67"/>
-                <w:sz w:val="18"/>
-              </w:rPr>
-              <w:t>완료율</w:t>
+              <w:t>조치 완료율</w:t>
             </w:r>
           </w:p>
         </w:tc>
@@ -3297,23 +2177,7 @@
                 <w:color w:val="123B67"/>
                 <w:sz w:val="18"/>
               </w:rPr>
-              <w:t>승인</w:t>
-            </w:r>
-            <w:r>
-              <w:rPr>
-                <w:b/>
-                <w:color w:val="123B67"/>
-                <w:sz w:val="18"/>
-              </w:rPr>
-              <w:t xml:space="preserve"> </w:t>
-            </w:r>
-            <w:r>
-              <w:rPr>
-                <w:b/>
-                <w:color w:val="123B67"/>
-                <w:sz w:val="18"/>
-              </w:rPr>
-              <w:t>완료율</w:t>
+              <w:t>승인 완료율</w:t>
             </w:r>
           </w:p>
         </w:tc>
@@ -3363,143 +2227,7 @@
           <w:sz w:val="17"/>
           <w:lang w:eastAsia="ko-KR"/>
         </w:rPr>
-        <w:t>본</w:t>
-      </w:r>
-      <w:r>
-        <w:rPr>
-          <w:color w:val="6B7A8C"/>
-          <w:sz w:val="17"/>
-          <w:lang w:eastAsia="ko-KR"/>
-        </w:rPr>
-        <w:t xml:space="preserve"> </w:t>
-      </w:r>
-      <w:r>
-        <w:rPr>
-          <w:color w:val="6B7A8C"/>
-          <w:sz w:val="17"/>
-          <w:lang w:eastAsia="ko-KR"/>
-        </w:rPr>
-        <w:t>보고서는</w:t>
-      </w:r>
-      <w:r>
-        <w:rPr>
-          <w:color w:val="6B7A8C"/>
-          <w:sz w:val="17"/>
-          <w:lang w:eastAsia="ko-KR"/>
-        </w:rPr>
-        <w:t xml:space="preserve"> </w:t>
-      </w:r>
-      <w:r>
-        <w:rPr>
-          <w:color w:val="6B7A8C"/>
-          <w:sz w:val="17"/>
-          <w:lang w:eastAsia="ko-KR"/>
-        </w:rPr>
-        <w:t>위험성평가</w:t>
-      </w:r>
-      <w:r>
-        <w:rPr>
-          <w:color w:val="6B7A8C"/>
-          <w:sz w:val="17"/>
-          <w:lang w:eastAsia="ko-KR"/>
-        </w:rPr>
-        <w:t xml:space="preserve"> </w:t>
-      </w:r>
-      <w:r>
-        <w:rPr>
-          <w:color w:val="6B7A8C"/>
-          <w:sz w:val="17"/>
-          <w:lang w:eastAsia="ko-KR"/>
-        </w:rPr>
-        <w:t>원본</w:t>
-      </w:r>
-      <w:r>
-        <w:rPr>
-          <w:color w:val="6B7A8C"/>
-          <w:sz w:val="17"/>
-          <w:lang w:eastAsia="ko-KR"/>
-        </w:rPr>
-        <w:t xml:space="preserve"> </w:t>
-      </w:r>
-      <w:r>
-        <w:rPr>
-          <w:color w:val="6B7A8C"/>
-          <w:sz w:val="17"/>
-          <w:lang w:eastAsia="ko-KR"/>
-        </w:rPr>
-        <w:t>데이터와</w:t>
-      </w:r>
-      <w:r>
-        <w:rPr>
-          <w:color w:val="6B7A8C"/>
-          <w:sz w:val="17"/>
-          <w:lang w:eastAsia="ko-KR"/>
-        </w:rPr>
-        <w:t xml:space="preserve"> </w:t>
-      </w:r>
-      <w:r>
-        <w:rPr>
-          <w:color w:val="6B7A8C"/>
-          <w:sz w:val="17"/>
-          <w:lang w:eastAsia="ko-KR"/>
-        </w:rPr>
-        <w:t>조치이력을</w:t>
-      </w:r>
-      <w:r>
-        <w:rPr>
-          <w:color w:val="6B7A8C"/>
-          <w:sz w:val="17"/>
-          <w:lang w:eastAsia="ko-KR"/>
-        </w:rPr>
-        <w:t xml:space="preserve"> </w:t>
-      </w:r>
-      <w:r>
-        <w:rPr>
-          <w:color w:val="6B7A8C"/>
-          <w:sz w:val="17"/>
-          <w:lang w:eastAsia="ko-KR"/>
-        </w:rPr>
-        <w:t>기반으로</w:t>
-      </w:r>
-      <w:r>
-        <w:rPr>
-          <w:color w:val="6B7A8C"/>
-          <w:sz w:val="17"/>
-          <w:lang w:eastAsia="ko-KR"/>
-        </w:rPr>
-        <w:t xml:space="preserve"> </w:t>
-      </w:r>
-      <w:r>
-        <w:rPr>
-          <w:color w:val="6B7A8C"/>
-          <w:sz w:val="17"/>
-          <w:lang w:eastAsia="ko-KR"/>
-        </w:rPr>
-        <w:t>자동</w:t>
-      </w:r>
-      <w:r>
-        <w:rPr>
-          <w:color w:val="6B7A8C"/>
-          <w:sz w:val="17"/>
-          <w:lang w:eastAsia="ko-KR"/>
-        </w:rPr>
-        <w:t xml:space="preserve"> </w:t>
-      </w:r>
-      <w:r>
-        <w:rPr>
-          <w:color w:val="6B7A8C"/>
-          <w:sz w:val="17"/>
-          <w:lang w:eastAsia="ko-KR"/>
-        </w:rPr>
-        <w:t>생성됩니다</w:t>
-      </w:r>
-      <w:r>
-        <w:rPr>
-          <w:color w:val="6B7A8C"/>
-          <w:sz w:val="17"/>
-          <w:lang w:eastAsia="ko-KR"/>
-        </w:rPr>
-        <w:t>.</w:t>
+        <w:t>본 보고서는 위험성평가 원본 데이터와 조치이력을 기반으로 자동 생성됩니다.</w:t>
       </w:r>
     </w:p>
     <w:sectPr>
@@ -4089,11 +2817,6 @@
     <w:lsdException w:name="Book Title" w:uiPriority="33" w:qFormat="1"/>
     <w:lsdException w:name="Bibliography" w:semiHidden="1" w:uiPriority="37" w:unhideWhenUsed="1"/>
     <w:lsdException w:name="TOC Heading" w:semiHidden="1" w:uiPriority="39" w:unhideWhenUsed="1" w:qFormat="1"/>
-    <w:lsdException w:name="Plain Table 5" w:semiHidden="1" w:unhideWhenUsed="1"/>
-    <w:lsdException w:name="Grid Table Light" w:semiHidden="1" w:unhideWhenUsed="1"/>
-    <w:lsdException w:name="Grid Table 1 Light" w:semiHidden="1" w:unhideWhenUsed="1"/>
-    <w:lsdException w:name="Grid Table 2" w:semiHidden="1" w:unhideWhenUsed="1"/>
-    <w:lsdException w:name="Grid Table 3" w:semiHidden="1" w:unhideWhenUsed="1"/>
     <w:lsdException w:name="Grid Table 4" w:uiPriority="49"/>
     <w:lsdException w:name="Grid Table 5 Dark" w:uiPriority="50"/>
     <w:lsdException w:name="Grid Table 6 Colorful" w:uiPriority="51"/>
@@ -4417,6 +3140,7 @@
   <w:style w:type="character" w:default="1" w:styleId="a2">
     <w:name w:val="Default Paragraph Font"/>
     <w:uiPriority w:val="1"/>
+    <w:semiHidden/>
     <w:unhideWhenUsed/>
   </w:style>
   <w:style w:type="table" w:default="1" w:styleId="a3">

--- a/report_agent/output/risk_assessment_report_template.docx
+++ b/report_agent/output/risk_assessment_report_template.docx
@@ -784,32 +784,53 @@
           </w:p>
           <w:p>
             <w:pPr>
+              <w:tabs>
+                <w:tab w:val="left" w:pos="916"/>
+                <w:tab w:val="left" w:pos="1832"/>
+                <w:tab w:val="left" w:pos="2748"/>
+                <w:tab w:val="left" w:pos="3664"/>
+                <w:tab w:val="left" w:pos="4580"/>
+                <w:tab w:val="left" w:pos="5496"/>
+                <w:tab w:val="left" w:pos="6412"/>
+                <w:tab w:val="left" w:pos="7328"/>
+                <w:tab w:val="left" w:pos="8244"/>
+                <w:tab w:val="left" w:pos="9160"/>
+                <w:tab w:val="left" w:pos="10076"/>
+                <w:tab w:val="left" w:pos="10992"/>
+                <w:tab w:val="left" w:pos="11908"/>
+                <w:tab w:val="left" w:pos="12824"/>
+                <w:tab w:val="left" w:pos="13740"/>
+                <w:tab w:val="left" w:pos="14656"/>
+              </w:tabs>
+              <w:spacing w:after="0" w:line="240" w:lineRule="auto"/>
               <w:jc w:val="center"/>
+              <w:rPr>
+                <w:rFonts w:ascii="굴림체" w:eastAsia="굴림체" w:hAnsi="굴림체" w:cs="굴림체"/>
+                <w:b/>
+                <w:bCs/>
+                <w:color w:val="92D050"/>
+                <w:sz w:val="24"/>
+                <w:szCs w:val="24"/>
+                <w:lang w:eastAsia="ko-KR"/>
+              </w:rPr>
             </w:pPr>
             <w:r>
               <w:rPr>
+                <w:rFonts w:ascii="굴림체" w:eastAsia="굴림체" w:hAnsi="굴림체" w:cs="굴림체"/>
                 <w:b/>
-                <w:color w:val="2E9D62"/>
+                <w:bCs/>
+                <w:color w:val="92D050"/>
                 <w:sz w:val="24"/>
+                <w:szCs w:val="24"/>
+                <w:lang w:eastAsia="ko-KR"/>
               </w:rPr>
-              <w:t>{{</w:t>
+              <w:t>{{aggregated_data.kpi.board_action_history_rate}}</w:t>
             </w:r>
-            <w:r>
-              <w:rPr>
-                <w:b/>
-                <w:color w:val="2E9D62"/>
-                <w:sz w:val="24"/>
-              </w:rPr>
-              <w:t>aggregated_data.kpi.board_action_history_rate</w:t>
-            </w:r>
-            <w:r>
-              <w:rPr>
-                <w:b/>
-                <w:color w:val="2E9D62"/>
-                <w:sz w:val="24"/>
-              </w:rPr>
-              <w:t>}}%</w:t>
-            </w:r>
+          </w:p>
+          <w:p>
+            <w:pPr>
+              <w:jc w:val="center"/>
+            </w:pPr>
           </w:p>
         </w:tc>
         <w:tc>
@@ -832,14 +853,20 @@
           <w:p>
             <w:pPr>
               <w:jc w:val="center"/>
+              <w:rPr>
+                <w:rFonts w:hint="eastAsia"/>
+                <w:lang w:eastAsia="ko-KR"/>
+              </w:rPr>
             </w:pPr>
             <w:r>
               <w:rPr>
+                <w:rFonts w:hint="eastAsia"/>
                 <w:b/>
                 <w:color w:val="6B7A8C"/>
                 <w:sz w:val="18"/>
+                <w:lang w:eastAsia="ko-KR"/>
               </w:rPr>
-              <w:t>승인 완료율</w:t>
+              <w:t>재발률</w:t>
             </w:r>
           </w:p>
           <w:p>
@@ -13918,6 +13945,70 @@
       </w:tcPr>
     </w:tblStylePr>
   </w:style>
+  <w:style w:type="paragraph" w:styleId="HTML">
+    <w:name w:val="HTML Preformatted"/>
+    <w:basedOn w:val="a1"/>
+    <w:link w:val="HTMLChar"/>
+    <w:uiPriority w:val="99"/>
+    <w:semiHidden/>
+    <w:unhideWhenUsed/>
+    <w:rsid w:val="000F1769"/>
+    <w:pPr>
+      <w:tabs>
+        <w:tab w:val="left" w:pos="916"/>
+        <w:tab w:val="left" w:pos="1832"/>
+        <w:tab w:val="left" w:pos="2748"/>
+        <w:tab w:val="left" w:pos="3664"/>
+        <w:tab w:val="left" w:pos="4580"/>
+        <w:tab w:val="left" w:pos="5496"/>
+        <w:tab w:val="left" w:pos="6412"/>
+        <w:tab w:val="left" w:pos="7328"/>
+        <w:tab w:val="left" w:pos="8244"/>
+        <w:tab w:val="left" w:pos="9160"/>
+        <w:tab w:val="left" w:pos="10076"/>
+        <w:tab w:val="left" w:pos="10992"/>
+        <w:tab w:val="left" w:pos="11908"/>
+        <w:tab w:val="left" w:pos="12824"/>
+        <w:tab w:val="left" w:pos="13740"/>
+        <w:tab w:val="left" w:pos="14656"/>
+      </w:tabs>
+      <w:spacing w:after="0" w:line="240" w:lineRule="auto"/>
+    </w:pPr>
+    <w:rPr>
+      <w:rFonts w:ascii="굴림체" w:eastAsia="굴림체" w:hAnsi="굴림체" w:cs="굴림체"/>
+      <w:color w:val="auto"/>
+      <w:sz w:val="24"/>
+      <w:szCs w:val="24"/>
+      <w:lang w:eastAsia="ko-KR"/>
+    </w:rPr>
+  </w:style>
+  <w:style w:type="character" w:customStyle="1" w:styleId="HTMLChar">
+    <w:name w:val="미리 서식이 지정된 HTML Char"/>
+    <w:basedOn w:val="a2"/>
+    <w:link w:val="HTML"/>
+    <w:uiPriority w:val="99"/>
+    <w:semiHidden/>
+    <w:rsid w:val="000F1769"/>
+    <w:rPr>
+      <w:rFonts w:ascii="굴림체" w:eastAsia="굴림체" w:hAnsi="굴림체" w:cs="굴림체"/>
+      <w:sz w:val="24"/>
+      <w:szCs w:val="24"/>
+      <w:lang w:eastAsia="ko-KR"/>
+    </w:rPr>
+  </w:style>
+  <w:style w:type="character" w:styleId="HTML0">
+    <w:name w:val="HTML Code"/>
+    <w:basedOn w:val="a2"/>
+    <w:uiPriority w:val="99"/>
+    <w:semiHidden/>
+    <w:unhideWhenUsed/>
+    <w:rsid w:val="000F1769"/>
+    <w:rPr>
+      <w:rFonts w:ascii="굴림체" w:eastAsia="굴림체" w:hAnsi="굴림체" w:cs="굴림체"/>
+      <w:sz w:val="24"/>
+      <w:szCs w:val="24"/>
+    </w:rPr>
+  </w:style>
 </w:styles>
 </file>
 

--- a/report_agent/output/risk_assessment_report_template.docx
+++ b/report_agent/output/risk_assessment_report_template.docx
@@ -53,6 +53,7 @@
       <w:pPr>
         <w:jc w:val="center"/>
       </w:pPr>
+      <w:proofErr w:type="spellStart"/>
       <w:r>
         <w:rPr>
           <w:b/>
@@ -61,6 +62,7 @@
         </w:rPr>
         <w:t>위험성평가보고서</w:t>
       </w:r>
+      <w:proofErr w:type="spellEnd"/>
     </w:p>
     <w:p>
       <w:pPr>
@@ -182,6 +184,7 @@
             <w:vAlign w:val="center"/>
           </w:tcPr>
           <w:p>
+            <w:proofErr w:type="spellStart"/>
             <w:r>
               <w:rPr>
                 <w:b/>
@@ -190,6 +193,7 @@
               </w:rPr>
               <w:t>보고서명</w:t>
             </w:r>
+            <w:proofErr w:type="spellEnd"/>
           </w:p>
         </w:tc>
         <w:tc>
@@ -212,7 +216,17 @@
           </w:tcPr>
           <w:p>
             <w:r>
-              <w:t>{{report.title}}</w:t>
+              <w:t>{{</w:t>
+            </w:r>
+            <w:proofErr w:type="spellStart"/>
+            <w:proofErr w:type="gramStart"/>
+            <w:r>
+              <w:t>report.title</w:t>
+            </w:r>
+            <w:proofErr w:type="spellEnd"/>
+            <w:proofErr w:type="gramEnd"/>
+            <w:r>
+              <w:t>}}</w:t>
             </w:r>
           </w:p>
         </w:tc>
@@ -240,6 +254,7 @@
             <w:vAlign w:val="center"/>
           </w:tcPr>
           <w:p>
+            <w:proofErr w:type="spellStart"/>
             <w:r>
               <w:rPr>
                 <w:b/>
@@ -248,6 +263,7 @@
               </w:rPr>
               <w:t>사업장명</w:t>
             </w:r>
+            <w:proofErr w:type="spellEnd"/>
           </w:p>
         </w:tc>
         <w:tc>
@@ -298,6 +314,7 @@
             <w:vAlign w:val="center"/>
           </w:tcPr>
           <w:p>
+            <w:proofErr w:type="spellStart"/>
             <w:r>
               <w:rPr>
                 <w:b/>
@@ -306,6 +323,7 @@
               </w:rPr>
               <w:t>평가기간</w:t>
             </w:r>
+            <w:proofErr w:type="spellEnd"/>
           </w:p>
         </w:tc>
         <w:tc>
@@ -328,7 +346,17 @@
           </w:tcPr>
           <w:p>
             <w:r>
-              <w:t>{{report.period}}</w:t>
+              <w:t>{{</w:t>
+            </w:r>
+            <w:proofErr w:type="spellStart"/>
+            <w:proofErr w:type="gramStart"/>
+            <w:r>
+              <w:t>report.period</w:t>
+            </w:r>
+            <w:proofErr w:type="spellEnd"/>
+            <w:proofErr w:type="gramEnd"/>
+            <w:r>
+              <w:t>}}</w:t>
             </w:r>
           </w:p>
         </w:tc>
@@ -356,6 +384,7 @@
             <w:vAlign w:val="center"/>
           </w:tcPr>
           <w:p>
+            <w:proofErr w:type="spellStart"/>
             <w:r>
               <w:rPr>
                 <w:b/>
@@ -364,6 +393,7 @@
               </w:rPr>
               <w:t>생성일</w:t>
             </w:r>
+            <w:proofErr w:type="spellEnd"/>
           </w:p>
         </w:tc>
         <w:tc>
@@ -386,7 +416,15 @@
           </w:tcPr>
           <w:p>
             <w:r>
-              <w:t>{{generated_date}}</w:t>
+              <w:t>{{</w:t>
+            </w:r>
+            <w:proofErr w:type="spellStart"/>
+            <w:r>
+              <w:t>generated_date</w:t>
+            </w:r>
+            <w:proofErr w:type="spellEnd"/>
+            <w:r>
+              <w:t>}}</w:t>
             </w:r>
           </w:p>
         </w:tc>
@@ -524,6 +562,8 @@
             <w:shd w:val="clear" w:color="auto" w:fill="FFFFFF"/>
           </w:tcPr>
           <w:p>
+            <w:proofErr w:type="spellStart"/>
+            <w:proofErr w:type="gramStart"/>
             <w:r>
               <w:rPr>
                 <w:b/>
@@ -532,12 +572,21 @@
               </w:rPr>
               <w:t>요약</w:t>
             </w:r>
+            <w:proofErr w:type="spellEnd"/>
             <w:r>
               <w:rPr>
                 <w:color w:val="6B7A8C"/>
                 <w:sz w:val="18"/>
               </w:rPr>
-              <w:t xml:space="preserve">  Executive Summary</w:t>
+              <w:t xml:space="preserve">  Executive</w:t>
+            </w:r>
+            <w:proofErr w:type="gramEnd"/>
+            <w:r>
+              <w:rPr>
+                <w:color w:val="6B7A8C"/>
+                <w:sz w:val="18"/>
+              </w:rPr>
+              <w:t xml:space="preserve"> Summary</w:t>
             </w:r>
           </w:p>
         </w:tc>
@@ -580,7 +629,17 @@
           </w:tcPr>
           <w:p>
             <w:r>
-              <w:t>{{report.summary}}</w:t>
+              <w:t>{{</w:t>
+            </w:r>
+            <w:proofErr w:type="spellStart"/>
+            <w:proofErr w:type="gramStart"/>
+            <w:r>
+              <w:t>report.summary</w:t>
+            </w:r>
+            <w:proofErr w:type="spellEnd"/>
+            <w:proofErr w:type="gramEnd"/>
+            <w:r>
+              <w:t>}}</w:t>
             </w:r>
           </w:p>
         </w:tc>
@@ -588,13 +647,41 @@
     </w:tbl>
     <w:p/>
     <w:p>
+      <w:proofErr w:type="spellStart"/>
       <w:r>
         <w:rPr>
           <w:b/>
           <w:color w:val="123B67"/>
           <w:sz w:val="24"/>
         </w:rPr>
-        <w:t>주요 지표 (KPI)</w:t>
+        <w:t>주요</w:t>
+      </w:r>
+      <w:proofErr w:type="spellEnd"/>
+      <w:r>
+        <w:rPr>
+          <w:b/>
+          <w:color w:val="123B67"/>
+          <w:sz w:val="24"/>
+        </w:rPr>
+        <w:t xml:space="preserve"> </w:t>
+      </w:r>
+      <w:proofErr w:type="spellStart"/>
+      <w:r>
+        <w:rPr>
+          <w:b/>
+          <w:color w:val="123B67"/>
+          <w:sz w:val="24"/>
+        </w:rPr>
+        <w:t>지표</w:t>
+      </w:r>
+      <w:proofErr w:type="spellEnd"/>
+      <w:r>
+        <w:rPr>
+          <w:b/>
+          <w:color w:val="123B67"/>
+          <w:sz w:val="24"/>
+        </w:rPr>
+        <w:t xml:space="preserve"> (KPI)</w:t>
       </w:r>
     </w:p>
     <w:tbl>
@@ -640,8 +727,36 @@
                 <w:color w:val="6B7A8C"/>
                 <w:sz w:val="18"/>
               </w:rPr>
-              <w:t>총 평가 건수</w:t>
-            </w:r>
+              <w:t xml:space="preserve">총 </w:t>
+            </w:r>
+            <w:proofErr w:type="spellStart"/>
+            <w:r>
+              <w:rPr>
+                <w:b/>
+                <w:color w:val="6B7A8C"/>
+                <w:sz w:val="18"/>
+              </w:rPr>
+              <w:t>평가</w:t>
+            </w:r>
+            <w:proofErr w:type="spellEnd"/>
+            <w:r>
+              <w:rPr>
+                <w:b/>
+                <w:color w:val="6B7A8C"/>
+                <w:sz w:val="18"/>
+              </w:rPr>
+              <w:t xml:space="preserve"> </w:t>
+            </w:r>
+            <w:proofErr w:type="spellStart"/>
+            <w:r>
+              <w:rPr>
+                <w:b/>
+                <w:color w:val="6B7A8C"/>
+                <w:sz w:val="18"/>
+              </w:rPr>
+              <w:t>건수</w:t>
+            </w:r>
+            <w:proofErr w:type="spellEnd"/>
           </w:p>
           <w:p>
             <w:pPr>
@@ -653,7 +768,35 @@
                 <w:color w:val="2F6FB3"/>
                 <w:sz w:val="24"/>
               </w:rPr>
-              <w:t>{{aggregated_data.kpi.assessment_records}}건</w:t>
+              <w:t>{{</w:t>
+            </w:r>
+            <w:proofErr w:type="spellStart"/>
+            <w:proofErr w:type="gramStart"/>
+            <w:r>
+              <w:rPr>
+                <w:b/>
+                <w:color w:val="2F6FB3"/>
+                <w:sz w:val="24"/>
+              </w:rPr>
+              <w:t>aggregated_data.kpi.assessment</w:t>
+            </w:r>
+            <w:proofErr w:type="gramEnd"/>
+            <w:r>
+              <w:rPr>
+                <w:b/>
+                <w:color w:val="2F6FB3"/>
+                <w:sz w:val="24"/>
+              </w:rPr>
+              <w:t>_records</w:t>
+            </w:r>
+            <w:proofErr w:type="spellEnd"/>
+            <w:r>
+              <w:rPr>
+                <w:b/>
+                <w:color w:val="2F6FB3"/>
+                <w:sz w:val="24"/>
+              </w:rPr>
+              <w:t>}}건</w:t>
             </w:r>
           </w:p>
         </w:tc>
@@ -678,14 +821,34 @@
             <w:pPr>
               <w:jc w:val="center"/>
             </w:pPr>
+            <w:proofErr w:type="spellStart"/>
             <w:r>
               <w:rPr>
                 <w:b/>
                 <w:color w:val="6B7A8C"/>
                 <w:sz w:val="18"/>
               </w:rPr>
-              <w:t>고위험 + 중대위험</w:t>
-            </w:r>
+              <w:t>고위험</w:t>
+            </w:r>
+            <w:proofErr w:type="spellEnd"/>
+            <w:r>
+              <w:rPr>
+                <w:b/>
+                <w:color w:val="6B7A8C"/>
+                <w:sz w:val="18"/>
+              </w:rPr>
+              <w:t xml:space="preserve"> + </w:t>
+            </w:r>
+            <w:proofErr w:type="spellStart"/>
+            <w:r>
+              <w:rPr>
+                <w:b/>
+                <w:color w:val="6B7A8C"/>
+                <w:sz w:val="18"/>
+              </w:rPr>
+              <w:t>중대위험</w:t>
+            </w:r>
+            <w:proofErr w:type="spellEnd"/>
           </w:p>
           <w:p>
             <w:pPr>
@@ -697,7 +860,35 @@
                 <w:color w:val="D94841"/>
                 <w:sz w:val="24"/>
               </w:rPr>
-              <w:t>{{aggregated_data.kpi.high_or_critical_risk_records}}건</w:t>
+              <w:t>{{</w:t>
+            </w:r>
+            <w:proofErr w:type="spellStart"/>
+            <w:proofErr w:type="gramStart"/>
+            <w:r>
+              <w:rPr>
+                <w:b/>
+                <w:color w:val="D94841"/>
+                <w:sz w:val="24"/>
+              </w:rPr>
+              <w:t>aggregated_data.kpi.high</w:t>
+            </w:r>
+            <w:proofErr w:type="gramEnd"/>
+            <w:r>
+              <w:rPr>
+                <w:b/>
+                <w:color w:val="D94841"/>
+                <w:sz w:val="24"/>
+              </w:rPr>
+              <w:t>_or_critical_risk_records</w:t>
+            </w:r>
+            <w:proofErr w:type="spellEnd"/>
+            <w:r>
+              <w:rPr>
+                <w:b/>
+                <w:color w:val="D94841"/>
+                <w:sz w:val="24"/>
+              </w:rPr>
+              <w:t>}}건</w:t>
             </w:r>
           </w:p>
         </w:tc>
@@ -722,14 +913,34 @@
             <w:pPr>
               <w:jc w:val="center"/>
             </w:pPr>
+            <w:proofErr w:type="spellStart"/>
             <w:r>
               <w:rPr>
                 <w:b/>
                 <w:color w:val="6B7A8C"/>
                 <w:sz w:val="18"/>
               </w:rPr>
-              <w:t>조치 건수</w:t>
-            </w:r>
+              <w:t>조치</w:t>
+            </w:r>
+            <w:proofErr w:type="spellEnd"/>
+            <w:r>
+              <w:rPr>
+                <w:b/>
+                <w:color w:val="6B7A8C"/>
+                <w:sz w:val="18"/>
+              </w:rPr>
+              <w:t xml:space="preserve"> </w:t>
+            </w:r>
+            <w:proofErr w:type="spellStart"/>
+            <w:r>
+              <w:rPr>
+                <w:b/>
+                <w:color w:val="6B7A8C"/>
+                <w:sz w:val="18"/>
+              </w:rPr>
+              <w:t>건수</w:t>
+            </w:r>
+            <w:proofErr w:type="spellEnd"/>
           </w:p>
           <w:p>
             <w:pPr>
@@ -741,7 +952,35 @@
                 <w:color w:val="F28C28"/>
                 <w:sz w:val="24"/>
               </w:rPr>
-              <w:t>{{aggregated_data.kpi.action_total}}건</w:t>
+              <w:t>{{</w:t>
+            </w:r>
+            <w:proofErr w:type="spellStart"/>
+            <w:proofErr w:type="gramStart"/>
+            <w:r>
+              <w:rPr>
+                <w:b/>
+                <w:color w:val="F28C28"/>
+                <w:sz w:val="24"/>
+              </w:rPr>
+              <w:t>aggregated_data.kpi.action</w:t>
+            </w:r>
+            <w:proofErr w:type="gramEnd"/>
+            <w:r>
+              <w:rPr>
+                <w:b/>
+                <w:color w:val="F28C28"/>
+                <w:sz w:val="24"/>
+              </w:rPr>
+              <w:t>_total</w:t>
+            </w:r>
+            <w:proofErr w:type="spellEnd"/>
+            <w:r>
+              <w:rPr>
+                <w:b/>
+                <w:color w:val="F28C28"/>
+                <w:sz w:val="24"/>
+              </w:rPr>
+              <w:t>}}건</w:t>
             </w:r>
           </w:p>
         </w:tc>
@@ -805,7 +1044,7 @@
               <w:spacing w:after="0" w:line="240" w:lineRule="auto"/>
               <w:jc w:val="center"/>
               <w:rPr>
-                <w:rFonts w:ascii="굴림체" w:eastAsia="굴림체" w:hAnsi="굴림체" w:cs="굴림체"/>
+                <w:rFonts w:cs="굴림체"/>
                 <w:b/>
                 <w:bCs/>
                 <w:color w:val="92D050"/>
@@ -816,7 +1055,7 @@
             </w:pPr>
             <w:r>
               <w:rPr>
-                <w:rFonts w:ascii="굴림체" w:eastAsia="굴림체" w:hAnsi="굴림체" w:cs="굴림체"/>
+                <w:rFonts w:cs="굴림체"/>
                 <w:b/>
                 <w:bCs/>
                 <w:color w:val="92D050"/>
@@ -824,7 +1063,47 @@
                 <w:szCs w:val="24"/>
                 <w:lang w:eastAsia="ko-KR"/>
               </w:rPr>
-              <w:t>{{aggregated_data.kpi.board_action_history_rate}}</w:t>
+              <w:t>{{</w:t>
+            </w:r>
+            <w:proofErr w:type="spellStart"/>
+            <w:proofErr w:type="gramStart"/>
+            <w:r>
+              <w:rPr>
+                <w:rFonts w:cs="굴림체"/>
+                <w:b/>
+                <w:bCs/>
+                <w:color w:val="92D050"/>
+                <w:sz w:val="24"/>
+                <w:szCs w:val="24"/>
+                <w:lang w:eastAsia="ko-KR"/>
+              </w:rPr>
+              <w:t>aggregated_data.kpi.board</w:t>
+            </w:r>
+            <w:proofErr w:type="gramEnd"/>
+            <w:r>
+              <w:rPr>
+                <w:rFonts w:cs="굴림체"/>
+                <w:b/>
+                <w:bCs/>
+                <w:color w:val="92D050"/>
+                <w:sz w:val="24"/>
+                <w:szCs w:val="24"/>
+                <w:lang w:eastAsia="ko-KR"/>
+              </w:rPr>
+              <w:t>_action_history_rate</w:t>
+            </w:r>
+            <w:proofErr w:type="spellEnd"/>
+            <w:r>
+              <w:rPr>
+                <w:rFonts w:cs="굴림체"/>
+                <w:b/>
+                <w:bCs/>
+                <w:color w:val="92D050"/>
+                <w:sz w:val="24"/>
+                <w:szCs w:val="24"/>
+                <w:lang w:eastAsia="ko-KR"/>
+              </w:rPr>
+              <w:t>}}</w:t>
             </w:r>
           </w:p>
           <w:p>
@@ -854,7 +1133,7 @@
             <w:pPr>
               <w:jc w:val="center"/>
               <w:rPr>
-                <w:rFonts w:hint="eastAsia"/>
+                <w:b/>
                 <w:lang w:eastAsia="ko-KR"/>
               </w:rPr>
             </w:pPr>
@@ -872,14 +1151,56 @@
           <w:p>
             <w:pPr>
               <w:jc w:val="center"/>
+              <w:rPr>
+                <w:b/>
+                <w:bCs/>
+              </w:rPr>
             </w:pPr>
             <w:r>
               <w:rPr>
                 <w:b/>
-                <w:color w:val="2F6FB3"/>
-                <w:sz w:val="24"/>
-              </w:rPr>
-              <w:t>{{aggregated_data.kpi.approval_completion_rate}}%</w:t>
+                <w:bCs/>
+              </w:rPr>
+              <w:t>{{</w:t>
+            </w:r>
+            <w:proofErr w:type="spellStart"/>
+            <w:proofErr w:type="gramStart"/>
+            <w:r>
+              <w:rPr>
+                <w:b/>
+                <w:bCs/>
+              </w:rPr>
+              <w:t>aggregated</w:t>
+            </w:r>
+            <w:r>
+              <w:rPr>
+                <w:b/>
+                <w:bCs/>
+              </w:rPr>
+              <w:t>_</w:t>
+            </w:r>
+            <w:r>
+              <w:rPr>
+                <w:b/>
+                <w:bCs/>
+              </w:rPr>
+              <w:t>data.kpi.risk</w:t>
+            </w:r>
+            <w:proofErr w:type="gramEnd"/>
+            <w:r>
+              <w:rPr>
+                <w:b/>
+                <w:bCs/>
+              </w:rPr>
+              <w:t>_recurrence_rate</w:t>
+            </w:r>
+            <w:proofErr w:type="spellEnd"/>
+            <w:r>
+              <w:rPr>
+                <w:b/>
+                <w:bCs/>
+              </w:rPr>
+              <w:t>}}</w:t>
             </w:r>
           </w:p>
         </w:tc>
@@ -904,14 +1225,52 @@
             <w:pPr>
               <w:jc w:val="center"/>
             </w:pPr>
+            <w:proofErr w:type="spellStart"/>
             <w:r>
               <w:rPr>
                 <w:b/>
                 <w:color w:val="6B7A8C"/>
                 <w:sz w:val="18"/>
               </w:rPr>
-              <w:t>미조치 평가 건수</w:t>
-            </w:r>
+              <w:t>미조치</w:t>
+            </w:r>
+            <w:proofErr w:type="spellEnd"/>
+            <w:r>
+              <w:rPr>
+                <w:b/>
+                <w:color w:val="6B7A8C"/>
+                <w:sz w:val="18"/>
+              </w:rPr>
+              <w:t xml:space="preserve"> </w:t>
+            </w:r>
+            <w:proofErr w:type="spellStart"/>
+            <w:r>
+              <w:rPr>
+                <w:b/>
+                <w:color w:val="6B7A8C"/>
+                <w:sz w:val="18"/>
+              </w:rPr>
+              <w:t>평가</w:t>
+            </w:r>
+            <w:proofErr w:type="spellEnd"/>
+            <w:r>
+              <w:rPr>
+                <w:b/>
+                <w:color w:val="6B7A8C"/>
+                <w:sz w:val="18"/>
+              </w:rPr>
+              <w:t xml:space="preserve"> </w:t>
+            </w:r>
+            <w:proofErr w:type="spellStart"/>
+            <w:r>
+              <w:rPr>
+                <w:b/>
+                <w:color w:val="6B7A8C"/>
+                <w:sz w:val="18"/>
+              </w:rPr>
+              <w:t>건수</w:t>
+            </w:r>
+            <w:proofErr w:type="spellEnd"/>
           </w:p>
           <w:p>
             <w:pPr>
@@ -923,7 +1282,35 @@
                 <w:color w:val="D94841"/>
                 <w:sz w:val="24"/>
               </w:rPr>
-              <w:t>{{aggregated_data.kpi.unaddressed_assessment_records}}건</w:t>
+              <w:t>{{</w:t>
+            </w:r>
+            <w:proofErr w:type="spellStart"/>
+            <w:proofErr w:type="gramStart"/>
+            <w:r>
+              <w:rPr>
+                <w:b/>
+                <w:color w:val="D94841"/>
+                <w:sz w:val="24"/>
+              </w:rPr>
+              <w:t>aggregated_data.kpi.unaddressed</w:t>
+            </w:r>
+            <w:proofErr w:type="gramEnd"/>
+            <w:r>
+              <w:rPr>
+                <w:b/>
+                <w:color w:val="D94841"/>
+                <w:sz w:val="24"/>
+              </w:rPr>
+              <w:t>_assessment_records</w:t>
+            </w:r>
+            <w:proofErr w:type="spellEnd"/>
+            <w:r>
+              <w:rPr>
+                <w:b/>
+                <w:color w:val="D94841"/>
+                <w:sz w:val="24"/>
+              </w:rPr>
+              <w:t>}}건</w:t>
             </w:r>
           </w:p>
         </w:tc>
@@ -1102,6 +1489,7 @@
             <w:pPr>
               <w:jc w:val="center"/>
             </w:pPr>
+            <w:proofErr w:type="spellStart"/>
             <w:r>
               <w:rPr>
                 <w:b/>
@@ -1110,6 +1498,7 @@
               </w:rPr>
               <w:t>중대위험</w:t>
             </w:r>
+            <w:proofErr w:type="spellEnd"/>
           </w:p>
           <w:p>
             <w:pPr>
@@ -1121,7 +1510,35 @@
                 <w:color w:val="D94841"/>
                 <w:sz w:val="24"/>
               </w:rPr>
-              <w:t>{{aggregated_data.kpi.critical_risk_records}}건</w:t>
+              <w:t>{{</w:t>
+            </w:r>
+            <w:proofErr w:type="spellStart"/>
+            <w:proofErr w:type="gramStart"/>
+            <w:r>
+              <w:rPr>
+                <w:b/>
+                <w:color w:val="D94841"/>
+                <w:sz w:val="24"/>
+              </w:rPr>
+              <w:t>aggregated_data.kpi.critical</w:t>
+            </w:r>
+            <w:proofErr w:type="gramEnd"/>
+            <w:r>
+              <w:rPr>
+                <w:b/>
+                <w:color w:val="D94841"/>
+                <w:sz w:val="24"/>
+              </w:rPr>
+              <w:t>_risk_records</w:t>
+            </w:r>
+            <w:proofErr w:type="spellEnd"/>
+            <w:r>
+              <w:rPr>
+                <w:b/>
+                <w:color w:val="D94841"/>
+                <w:sz w:val="24"/>
+              </w:rPr>
+              <w:t>}}건</w:t>
             </w:r>
           </w:p>
         </w:tc>
@@ -1146,6 +1563,7 @@
             <w:pPr>
               <w:jc w:val="center"/>
             </w:pPr>
+            <w:proofErr w:type="spellStart"/>
             <w:r>
               <w:rPr>
                 <w:b/>
@@ -1154,6 +1572,7 @@
               </w:rPr>
               <w:t>고위험</w:t>
             </w:r>
+            <w:proofErr w:type="spellEnd"/>
           </w:p>
           <w:p>
             <w:pPr>
@@ -1165,7 +1584,35 @@
                 <w:color w:val="F28C28"/>
                 <w:sz w:val="24"/>
               </w:rPr>
-              <w:t>{{aggregated_data.kpi.high_risk_records}}건</w:t>
+              <w:t>{{</w:t>
+            </w:r>
+            <w:proofErr w:type="spellStart"/>
+            <w:proofErr w:type="gramStart"/>
+            <w:r>
+              <w:rPr>
+                <w:b/>
+                <w:color w:val="F28C28"/>
+                <w:sz w:val="24"/>
+              </w:rPr>
+              <w:t>aggregated_data.kpi.high</w:t>
+            </w:r>
+            <w:proofErr w:type="gramEnd"/>
+            <w:r>
+              <w:rPr>
+                <w:b/>
+                <w:color w:val="F28C28"/>
+                <w:sz w:val="24"/>
+              </w:rPr>
+              <w:t>_risk_records</w:t>
+            </w:r>
+            <w:proofErr w:type="spellEnd"/>
+            <w:r>
+              <w:rPr>
+                <w:b/>
+                <w:color w:val="F28C28"/>
+                <w:sz w:val="24"/>
+              </w:rPr>
+              <w:t>}}건</w:t>
             </w:r>
           </w:p>
         </w:tc>
@@ -1190,6 +1637,7 @@
             <w:pPr>
               <w:jc w:val="center"/>
             </w:pPr>
+            <w:proofErr w:type="spellStart"/>
             <w:r>
               <w:rPr>
                 <w:b/>
@@ -1198,6 +1646,7 @@
               </w:rPr>
               <w:t>중간위험</w:t>
             </w:r>
+            <w:proofErr w:type="spellEnd"/>
           </w:p>
           <w:p>
             <w:pPr>
@@ -1209,7 +1658,35 @@
                 <w:color w:val="F4C542"/>
                 <w:sz w:val="24"/>
               </w:rPr>
-              <w:t>{{aggregated_data.kpi.medium_risk_records}}건</w:t>
+              <w:t>{{</w:t>
+            </w:r>
+            <w:proofErr w:type="spellStart"/>
+            <w:proofErr w:type="gramStart"/>
+            <w:r>
+              <w:rPr>
+                <w:b/>
+                <w:color w:val="F4C542"/>
+                <w:sz w:val="24"/>
+              </w:rPr>
+              <w:t>aggregated_data.kpi.medium</w:t>
+            </w:r>
+            <w:proofErr w:type="gramEnd"/>
+            <w:r>
+              <w:rPr>
+                <w:b/>
+                <w:color w:val="F4C542"/>
+                <w:sz w:val="24"/>
+              </w:rPr>
+              <w:t>_risk_records</w:t>
+            </w:r>
+            <w:proofErr w:type="spellEnd"/>
+            <w:r>
+              <w:rPr>
+                <w:b/>
+                <w:color w:val="F4C542"/>
+                <w:sz w:val="24"/>
+              </w:rPr>
+              <w:t>}}건</w:t>
             </w:r>
           </w:p>
         </w:tc>
@@ -1234,6 +1711,7 @@
             <w:pPr>
               <w:jc w:val="center"/>
             </w:pPr>
+            <w:proofErr w:type="spellStart"/>
             <w:r>
               <w:rPr>
                 <w:b/>
@@ -1242,6 +1720,7 @@
               </w:rPr>
               <w:t>저위험</w:t>
             </w:r>
+            <w:proofErr w:type="spellEnd"/>
           </w:p>
           <w:p>
             <w:pPr>
@@ -1253,22 +1732,80 @@
                 <w:color w:val="2E9D62"/>
                 <w:sz w:val="24"/>
               </w:rPr>
-              <w:t>{{aggregated_data.kpi.low_risk_records}}건</w:t>
-            </w:r>
+              <w:t>{{</w:t>
+            </w:r>
+            <w:proofErr w:type="spellStart"/>
+            <w:r>
+              <w:rPr>
+                <w:b/>
+                <w:color w:val="2E9D62"/>
+                <w:sz w:val="24"/>
+              </w:rPr>
+              <w:t>aggregated_data.kpi.low_risk_records</w:t>
+            </w:r>
+            <w:proofErr w:type="spellEnd"/>
+            <w:proofErr w:type="gramStart"/>
+            <w:r>
+              <w:rPr>
+                <w:b/>
+                <w:color w:val="2E9D62"/>
+                <w:sz w:val="24"/>
+              </w:rPr>
+              <w:t>}}건</w:t>
+            </w:r>
+            <w:proofErr w:type="gramEnd"/>
           </w:p>
         </w:tc>
       </w:tr>
     </w:tbl>
     <w:p/>
     <w:p>
+      <w:proofErr w:type="spellStart"/>
       <w:r>
         <w:rPr>
           <w:b/>
           <w:color w:val="123B67"/>
           <w:sz w:val="22"/>
         </w:rPr>
-        <w:t>관리 현황 요약</w:t>
+        <w:t>관리</w:t>
       </w:r>
+      <w:proofErr w:type="spellEnd"/>
+      <w:r>
+        <w:rPr>
+          <w:b/>
+          <w:color w:val="123B67"/>
+          <w:sz w:val="22"/>
+        </w:rPr>
+        <w:t xml:space="preserve"> </w:t>
+      </w:r>
+      <w:proofErr w:type="spellStart"/>
+      <w:r>
+        <w:rPr>
+          <w:b/>
+          <w:color w:val="123B67"/>
+          <w:sz w:val="22"/>
+        </w:rPr>
+        <w:t>현황</w:t>
+      </w:r>
+      <w:proofErr w:type="spellEnd"/>
+      <w:r>
+        <w:rPr>
+          <w:b/>
+          <w:color w:val="123B67"/>
+          <w:sz w:val="22"/>
+        </w:rPr>
+        <w:t xml:space="preserve"> </w:t>
+      </w:r>
+      <w:proofErr w:type="spellStart"/>
+      <w:r>
+        <w:rPr>
+          <w:b/>
+          <w:color w:val="123B67"/>
+          <w:sz w:val="22"/>
+        </w:rPr>
+        <w:t>요약</w:t>
+      </w:r>
+      <w:proofErr w:type="spellEnd"/>
     </w:p>
     <w:tbl>
       <w:tblPr>
@@ -1305,7 +1842,29 @@
               <w:rPr>
                 <w:sz w:val="20"/>
               </w:rPr>
-              <w:t>{{report.sections.RISK_DISTRIBUTION.content}}</w:t>
+              <w:t>{{</w:t>
+            </w:r>
+            <w:proofErr w:type="spellStart"/>
+            <w:proofErr w:type="gramStart"/>
+            <w:r>
+              <w:rPr>
+                <w:sz w:val="20"/>
+              </w:rPr>
+              <w:t>report.sections</w:t>
+            </w:r>
+            <w:proofErr w:type="gramEnd"/>
+            <w:r>
+              <w:rPr>
+                <w:sz w:val="20"/>
+              </w:rPr>
+              <w:t>.RISK_DISTRIBUTION.content</w:t>
+            </w:r>
+            <w:proofErr w:type="spellEnd"/>
+            <w:r>
+              <w:rPr>
+                <w:sz w:val="20"/>
+              </w:rPr>
+              <w:t>}}</w:t>
             </w:r>
           </w:p>
         </w:tc>
@@ -1364,20 +1923,49 @@
             <w:shd w:val="clear" w:color="auto" w:fill="FFFFFF"/>
           </w:tcPr>
           <w:p>
+            <w:proofErr w:type="spellStart"/>
             <w:r>
               <w:rPr>
                 <w:b/>
                 <w:color w:val="123B67"/>
                 <w:sz w:val="32"/>
               </w:rPr>
-              <w:t>주요 고위험항목</w:t>
-            </w:r>
+              <w:t>주요</w:t>
+            </w:r>
+            <w:proofErr w:type="spellEnd"/>
+            <w:r>
+              <w:rPr>
+                <w:b/>
+                <w:color w:val="123B67"/>
+                <w:sz w:val="32"/>
+              </w:rPr>
+              <w:t xml:space="preserve"> </w:t>
+            </w:r>
+            <w:proofErr w:type="spellStart"/>
+            <w:proofErr w:type="gramStart"/>
+            <w:r>
+              <w:rPr>
+                <w:b/>
+                <w:color w:val="123B67"/>
+                <w:sz w:val="32"/>
+              </w:rPr>
+              <w:t>고위험항목</w:t>
+            </w:r>
+            <w:proofErr w:type="spellEnd"/>
             <w:r>
               <w:rPr>
                 <w:color w:val="6B7A8C"/>
                 <w:sz w:val="18"/>
               </w:rPr>
-              <w:t xml:space="preserve">  Major High-Risk Items</w:t>
+              <w:t xml:space="preserve">  Major</w:t>
+            </w:r>
+            <w:proofErr w:type="gramEnd"/>
+            <w:r>
+              <w:rPr>
+                <w:color w:val="6B7A8C"/>
+                <w:sz w:val="18"/>
+              </w:rPr>
+              <w:t xml:space="preserve"> High-Risk Items</w:t>
             </w:r>
           </w:p>
         </w:tc>
@@ -1389,14 +1977,34 @@
       </w:pPr>
     </w:p>
     <w:p>
+      <w:proofErr w:type="spellStart"/>
       <w:r>
         <w:rPr>
           <w:b/>
           <w:color w:val="123B67"/>
           <w:sz w:val="20"/>
         </w:rPr>
-        <w:t>선정 기준</w:t>
+        <w:t>선정</w:t>
       </w:r>
+      <w:proofErr w:type="spellEnd"/>
+      <w:r>
+        <w:rPr>
+          <w:b/>
+          <w:color w:val="123B67"/>
+          <w:sz w:val="20"/>
+        </w:rPr>
+        <w:t xml:space="preserve"> </w:t>
+      </w:r>
+      <w:proofErr w:type="spellStart"/>
+      <w:r>
+        <w:rPr>
+          <w:b/>
+          <w:color w:val="123B67"/>
+          <w:sz w:val="20"/>
+        </w:rPr>
+        <w:t>기준</w:t>
+      </w:r>
+      <w:proofErr w:type="spellEnd"/>
     </w:p>
     <w:tbl>
       <w:tblPr>
@@ -1490,6 +2098,7 @@
             <w:pPr>
               <w:jc w:val="center"/>
             </w:pPr>
+            <w:proofErr w:type="spellStart"/>
             <w:r>
               <w:rPr>
                 <w:b/>
@@ -1498,6 +2107,7 @@
               </w:rPr>
               <w:t>순번</w:t>
             </w:r>
+            <w:proofErr w:type="spellEnd"/>
           </w:p>
         </w:tc>
         <w:tc>
@@ -1516,6 +2126,7 @@
             <w:pPr>
               <w:jc w:val="center"/>
             </w:pPr>
+            <w:proofErr w:type="spellStart"/>
             <w:r>
               <w:rPr>
                 <w:b/>
@@ -1524,6 +2135,7 @@
               </w:rPr>
               <w:t>순번</w:t>
             </w:r>
+            <w:proofErr w:type="spellEnd"/>
           </w:p>
         </w:tc>
         <w:tc>
@@ -1542,6 +2154,7 @@
             <w:pPr>
               <w:jc w:val="center"/>
             </w:pPr>
+            <w:proofErr w:type="spellStart"/>
             <w:r>
               <w:rPr>
                 <w:b/>
@@ -1550,6 +2163,7 @@
               </w:rPr>
               <w:t>위치</w:t>
             </w:r>
+            <w:proofErr w:type="spellEnd"/>
           </w:p>
         </w:tc>
         <w:tc>
@@ -1568,6 +2182,7 @@
             <w:pPr>
               <w:jc w:val="center"/>
             </w:pPr>
+            <w:proofErr w:type="spellStart"/>
             <w:r>
               <w:rPr>
                 <w:b/>
@@ -1576,6 +2191,7 @@
               </w:rPr>
               <w:t>위험유형</w:t>
             </w:r>
+            <w:proofErr w:type="spellEnd"/>
           </w:p>
         </w:tc>
         <w:tc>
@@ -1594,6 +2210,7 @@
             <w:pPr>
               <w:jc w:val="center"/>
             </w:pPr>
+            <w:proofErr w:type="spellStart"/>
             <w:r>
               <w:rPr>
                 <w:b/>
@@ -1602,6 +2219,7 @@
               </w:rPr>
               <w:t>위험도</w:t>
             </w:r>
+            <w:proofErr w:type="spellEnd"/>
           </w:p>
         </w:tc>
         <w:tc>
@@ -1620,6 +2238,7 @@
             <w:pPr>
               <w:jc w:val="center"/>
             </w:pPr>
+            <w:proofErr w:type="spellStart"/>
             <w:r>
               <w:rPr>
                 <w:b/>
@@ -1628,6 +2247,7 @@
               </w:rPr>
               <w:t>조치상태</w:t>
             </w:r>
+            <w:proofErr w:type="spellEnd"/>
           </w:p>
         </w:tc>
         <w:tc>
@@ -1646,6 +2266,7 @@
             <w:pPr>
               <w:jc w:val="center"/>
             </w:pPr>
+            <w:proofErr w:type="spellStart"/>
             <w:r>
               <w:rPr>
                 <w:b/>
@@ -1654,6 +2275,7 @@
               </w:rPr>
               <w:t>승인상태</w:t>
             </w:r>
+            <w:proofErr w:type="spellEnd"/>
           </w:p>
         </w:tc>
         <w:tc>
@@ -1672,14 +2294,34 @@
             <w:pPr>
               <w:jc w:val="center"/>
             </w:pPr>
+            <w:proofErr w:type="spellStart"/>
             <w:r>
               <w:rPr>
                 <w:b/>
                 <w:color w:val="FFFFFF"/>
                 <w:sz w:val="17"/>
               </w:rPr>
-              <w:t>점검·조치 내용</w:t>
-            </w:r>
+              <w:t>점검·조치</w:t>
+            </w:r>
+            <w:proofErr w:type="spellEnd"/>
+            <w:r>
+              <w:rPr>
+                <w:b/>
+                <w:color w:val="FFFFFF"/>
+                <w:sz w:val="17"/>
+              </w:rPr>
+              <w:t xml:space="preserve"> </w:t>
+            </w:r>
+            <w:proofErr w:type="spellStart"/>
+            <w:r>
+              <w:rPr>
+                <w:b/>
+                <w:color w:val="FFFFFF"/>
+                <w:sz w:val="17"/>
+              </w:rPr>
+              <w:t>내용</w:t>
+            </w:r>
+            <w:proofErr w:type="spellEnd"/>
           </w:p>
         </w:tc>
       </w:tr>
@@ -1755,7 +2397,35 @@
               <w:rPr>
                 <w:sz w:val="16"/>
               </w:rPr>
-              <w:t>{{aggregated_data.high_risk_items.location}}</w:t>
+              <w:t>{{</w:t>
+            </w:r>
+            <w:proofErr w:type="spellStart"/>
+            <w:r>
+              <w:rPr>
+                <w:sz w:val="16"/>
+              </w:rPr>
+              <w:t>aggregated_</w:t>
+            </w:r>
+            <w:proofErr w:type="gramStart"/>
+            <w:r>
+              <w:rPr>
+                <w:sz w:val="16"/>
+              </w:rPr>
+              <w:t>data.high</w:t>
+            </w:r>
+            <w:proofErr w:type="gramEnd"/>
+            <w:r>
+              <w:rPr>
+                <w:sz w:val="16"/>
+              </w:rPr>
+              <w:t>_risk_items.location</w:t>
+            </w:r>
+            <w:proofErr w:type="spellEnd"/>
+            <w:r>
+              <w:rPr>
+                <w:sz w:val="16"/>
+              </w:rPr>
+              <w:t>}}</w:t>
             </w:r>
           </w:p>
         </w:tc>
@@ -1779,7 +2449,35 @@
               <w:rPr>
                 <w:sz w:val="16"/>
               </w:rPr>
-              <w:t>{{aggregated_data.high_risk_items.category_name}}</w:t>
+              <w:t>{{</w:t>
+            </w:r>
+            <w:proofErr w:type="spellStart"/>
+            <w:r>
+              <w:rPr>
+                <w:sz w:val="16"/>
+              </w:rPr>
+              <w:t>aggregated_</w:t>
+            </w:r>
+            <w:proofErr w:type="gramStart"/>
+            <w:r>
+              <w:rPr>
+                <w:sz w:val="16"/>
+              </w:rPr>
+              <w:t>data.high</w:t>
+            </w:r>
+            <w:proofErr w:type="gramEnd"/>
+            <w:r>
+              <w:rPr>
+                <w:sz w:val="16"/>
+              </w:rPr>
+              <w:t>_risk_items.category_name</w:t>
+            </w:r>
+            <w:proofErr w:type="spellEnd"/>
+            <w:r>
+              <w:rPr>
+                <w:sz w:val="16"/>
+              </w:rPr>
+              <w:t>}}</w:t>
             </w:r>
           </w:p>
         </w:tc>
@@ -1803,7 +2501,35 @@
               <w:rPr>
                 <w:sz w:val="16"/>
               </w:rPr>
-              <w:t>{{aggregated_data.high_risk_items.risk_band}}</w:t>
+              <w:t>{{</w:t>
+            </w:r>
+            <w:proofErr w:type="spellStart"/>
+            <w:r>
+              <w:rPr>
+                <w:sz w:val="16"/>
+              </w:rPr>
+              <w:t>aggregated_</w:t>
+            </w:r>
+            <w:proofErr w:type="gramStart"/>
+            <w:r>
+              <w:rPr>
+                <w:sz w:val="16"/>
+              </w:rPr>
+              <w:t>data.high</w:t>
+            </w:r>
+            <w:proofErr w:type="gramEnd"/>
+            <w:r>
+              <w:rPr>
+                <w:sz w:val="16"/>
+              </w:rPr>
+              <w:t>_risk_items.risk_band</w:t>
+            </w:r>
+            <w:proofErr w:type="spellEnd"/>
+            <w:r>
+              <w:rPr>
+                <w:sz w:val="16"/>
+              </w:rPr>
+              <w:t>}}</w:t>
             </w:r>
           </w:p>
         </w:tc>
@@ -1827,7 +2553,35 @@
               <w:rPr>
                 <w:sz w:val="16"/>
               </w:rPr>
-              <w:t>{{aggregated_data.high_risk_items.action_name}}</w:t>
+              <w:t>{{</w:t>
+            </w:r>
+            <w:proofErr w:type="spellStart"/>
+            <w:r>
+              <w:rPr>
+                <w:sz w:val="16"/>
+              </w:rPr>
+              <w:t>aggregated_</w:t>
+            </w:r>
+            <w:proofErr w:type="gramStart"/>
+            <w:r>
+              <w:rPr>
+                <w:sz w:val="16"/>
+              </w:rPr>
+              <w:t>data.high</w:t>
+            </w:r>
+            <w:proofErr w:type="gramEnd"/>
+            <w:r>
+              <w:rPr>
+                <w:sz w:val="16"/>
+              </w:rPr>
+              <w:t>_risk_items.action_name</w:t>
+            </w:r>
+            <w:proofErr w:type="spellEnd"/>
+            <w:r>
+              <w:rPr>
+                <w:sz w:val="16"/>
+              </w:rPr>
+              <w:t>}}</w:t>
             </w:r>
           </w:p>
         </w:tc>
@@ -1851,7 +2605,35 @@
               <w:rPr>
                 <w:sz w:val="16"/>
               </w:rPr>
-              <w:t>{{aggregated_data.high_risk_items.approval_name}}</w:t>
+              <w:t>{{</w:t>
+            </w:r>
+            <w:proofErr w:type="spellStart"/>
+            <w:r>
+              <w:rPr>
+                <w:sz w:val="16"/>
+              </w:rPr>
+              <w:t>aggregated_</w:t>
+            </w:r>
+            <w:proofErr w:type="gramStart"/>
+            <w:r>
+              <w:rPr>
+                <w:sz w:val="16"/>
+              </w:rPr>
+              <w:t>data.high</w:t>
+            </w:r>
+            <w:proofErr w:type="gramEnd"/>
+            <w:r>
+              <w:rPr>
+                <w:sz w:val="16"/>
+              </w:rPr>
+              <w:t>_risk_items.approval_name</w:t>
+            </w:r>
+            <w:proofErr w:type="spellEnd"/>
+            <w:r>
+              <w:rPr>
+                <w:sz w:val="16"/>
+              </w:rPr>
+              <w:t>}}</w:t>
             </w:r>
           </w:p>
         </w:tc>
@@ -1868,18 +2650,81 @@
             <w:vAlign w:val="center"/>
           </w:tcPr>
           <w:p>
+            <w:proofErr w:type="spellStart"/>
             <w:r>
               <w:rPr>
                 <w:sz w:val="16"/>
               </w:rPr>
-              <w:t>점검: {{aggregated_data.high_risk_items.inspection_content}}</w:t>
-            </w:r>
+              <w:t>점검</w:t>
+            </w:r>
+            <w:proofErr w:type="spellEnd"/>
             <w:r>
               <w:rPr>
                 <w:sz w:val="16"/>
               </w:rPr>
+              <w:t>: {{</w:t>
+            </w:r>
+            <w:proofErr w:type="spellStart"/>
+            <w:r>
+              <w:rPr>
+                <w:sz w:val="16"/>
+              </w:rPr>
+              <w:t>aggregated_</w:t>
+            </w:r>
+            <w:proofErr w:type="gramStart"/>
+            <w:r>
+              <w:rPr>
+                <w:sz w:val="16"/>
+              </w:rPr>
+              <w:t>data.high</w:t>
+            </w:r>
+            <w:proofErr w:type="gramEnd"/>
+            <w:r>
+              <w:rPr>
+                <w:sz w:val="16"/>
+              </w:rPr>
+              <w:t>_risk_items.inspection_content</w:t>
+            </w:r>
+            <w:proofErr w:type="spellEnd"/>
+            <w:r>
+              <w:rPr>
+                <w:sz w:val="16"/>
+              </w:rPr>
+              <w:t>}}</w:t>
+            </w:r>
+            <w:r>
+              <w:rPr>
+                <w:sz w:val="16"/>
+              </w:rPr>
               <w:br/>
-              <w:t>조치: {{aggregated_data.high_risk_items.action_content}}</w:t>
+            </w:r>
+            <w:proofErr w:type="spellStart"/>
+            <w:r>
+              <w:rPr>
+                <w:sz w:val="16"/>
+              </w:rPr>
+              <w:t>조치</w:t>
+            </w:r>
+            <w:proofErr w:type="spellEnd"/>
+            <w:r>
+              <w:rPr>
+                <w:sz w:val="16"/>
+              </w:rPr>
+              <w:t>: {{</w:t>
+            </w:r>
+            <w:proofErr w:type="spellStart"/>
+            <w:r>
+              <w:rPr>
+                <w:sz w:val="16"/>
+              </w:rPr>
+              <w:t>aggregated_data.high_risk_items.action_content</w:t>
+            </w:r>
+            <w:proofErr w:type="spellEnd"/>
+            <w:r>
+              <w:rPr>
+                <w:sz w:val="16"/>
+              </w:rPr>
+              <w:t>}}</w:t>
             </w:r>
           </w:p>
         </w:tc>
@@ -1962,6 +2807,8 @@
             <w:shd w:val="clear" w:color="auto" w:fill="FFFFFF"/>
           </w:tcPr>
           <w:p>
+            <w:proofErr w:type="spellStart"/>
+            <w:proofErr w:type="gramStart"/>
             <w:r>
               <w:rPr>
                 <w:b/>
@@ -1970,6 +2817,7 @@
               </w:rPr>
               <w:t>결론</w:t>
             </w:r>
+            <w:proofErr w:type="spellEnd"/>
             <w:r>
               <w:rPr>
                 <w:color w:val="6B7A8C"/>
@@ -1977,6 +2825,7 @@
               </w:rPr>
               <w:t xml:space="preserve">  Conclusion</w:t>
             </w:r>
+            <w:proofErr w:type="gramEnd"/>
           </w:p>
         </w:tc>
       </w:tr>
@@ -2021,7 +2870,23 @@
               <w:rPr>
                 <w:sz w:val="22"/>
               </w:rPr>
-              <w:t>{{report.conclusion}}</w:t>
+              <w:t>{{</w:t>
+            </w:r>
+            <w:proofErr w:type="spellStart"/>
+            <w:proofErr w:type="gramStart"/>
+            <w:r>
+              <w:rPr>
+                <w:sz w:val="22"/>
+              </w:rPr>
+              <w:t>report.conclusion</w:t>
+            </w:r>
+            <w:proofErr w:type="spellEnd"/>
+            <w:proofErr w:type="gramEnd"/>
+            <w:r>
+              <w:rPr>
+                <w:sz w:val="22"/>
+              </w:rPr>
+              <w:t>}}</w:t>
             </w:r>
           </w:p>
           <w:p/>
@@ -2031,14 +2896,34 @@
       </w:tr>
     </w:tbl>
     <w:p>
+      <w:proofErr w:type="spellStart"/>
       <w:r>
         <w:rPr>
           <w:b/>
           <w:color w:val="123B67"/>
           <w:sz w:val="22"/>
         </w:rPr>
-        <w:t>핵심 확인사항</w:t>
+        <w:t>핵심</w:t>
       </w:r>
+      <w:proofErr w:type="spellEnd"/>
+      <w:r>
+        <w:rPr>
+          <w:b/>
+          <w:color w:val="123B67"/>
+          <w:sz w:val="22"/>
+        </w:rPr>
+        <w:t xml:space="preserve"> </w:t>
+      </w:r>
+      <w:proofErr w:type="spellStart"/>
+      <w:r>
+        <w:rPr>
+          <w:b/>
+          <w:color w:val="123B67"/>
+          <w:sz w:val="22"/>
+        </w:rPr>
+        <w:t>확인사항</w:t>
+      </w:r>
+      <w:proofErr w:type="spellEnd"/>
     </w:p>
     <w:tbl>
       <w:tblPr>
@@ -2072,14 +2957,34 @@
             </w:tcMar>
           </w:tcPr>
           <w:p>
+            <w:proofErr w:type="spellStart"/>
             <w:r>
               <w:rPr>
                 <w:b/>
                 <w:color w:val="123B67"/>
                 <w:sz w:val="18"/>
               </w:rPr>
-              <w:t>고위험 미조치</w:t>
-            </w:r>
+              <w:t>고위험</w:t>
+            </w:r>
+            <w:proofErr w:type="spellEnd"/>
+            <w:r>
+              <w:rPr>
+                <w:b/>
+                <w:color w:val="123B67"/>
+                <w:sz w:val="18"/>
+              </w:rPr>
+              <w:t xml:space="preserve"> </w:t>
+            </w:r>
+            <w:proofErr w:type="spellStart"/>
+            <w:r>
+              <w:rPr>
+                <w:b/>
+                <w:color w:val="123B67"/>
+                <w:sz w:val="18"/>
+              </w:rPr>
+              <w:t>미조치</w:t>
+            </w:r>
+            <w:proofErr w:type="spellEnd"/>
           </w:p>
         </w:tc>
         <w:tc>
@@ -2108,7 +3013,32 @@
                 <w:b/>
                 <w:sz w:val="20"/>
               </w:rPr>
-              <w:t>{{aggregated_data.kpi.unaddressed_high_risk_records}}건</w:t>
+              <w:t>{{</w:t>
+            </w:r>
+            <w:proofErr w:type="spellStart"/>
+            <w:proofErr w:type="gramStart"/>
+            <w:r>
+              <w:rPr>
+                <w:b/>
+                <w:sz w:val="20"/>
+              </w:rPr>
+              <w:t>aggregated_data.kpi.unaddressed</w:t>
+            </w:r>
+            <w:proofErr w:type="gramEnd"/>
+            <w:r>
+              <w:rPr>
+                <w:b/>
+                <w:sz w:val="20"/>
+              </w:rPr>
+              <w:t>_high_risk_records</w:t>
+            </w:r>
+            <w:proofErr w:type="spellEnd"/>
+            <w:r>
+              <w:rPr>
+                <w:b/>
+                <w:sz w:val="20"/>
+              </w:rPr>
+              <w:t>}}건</w:t>
             </w:r>
           </w:p>
         </w:tc>
@@ -2135,14 +3065,34 @@
             </w:tcMar>
           </w:tcPr>
           <w:p>
+            <w:proofErr w:type="spellStart"/>
             <w:r>
               <w:rPr>
                 <w:b/>
                 <w:color w:val="123B67"/>
                 <w:sz w:val="18"/>
               </w:rPr>
-              <w:t>조치 완료율</w:t>
-            </w:r>
+              <w:t>조치</w:t>
+            </w:r>
+            <w:proofErr w:type="spellEnd"/>
+            <w:r>
+              <w:rPr>
+                <w:b/>
+                <w:color w:val="123B67"/>
+                <w:sz w:val="18"/>
+              </w:rPr>
+              <w:t xml:space="preserve"> </w:t>
+            </w:r>
+            <w:proofErr w:type="spellStart"/>
+            <w:r>
+              <w:rPr>
+                <w:b/>
+                <w:color w:val="123B67"/>
+                <w:sz w:val="18"/>
+              </w:rPr>
+              <w:t>완료율</w:t>
+            </w:r>
+            <w:proofErr w:type="spellEnd"/>
           </w:p>
         </w:tc>
         <w:tc>
@@ -2171,7 +3121,32 @@
                 <w:b/>
                 <w:sz w:val="20"/>
               </w:rPr>
-              <w:t>{{aggregated_data.kpi.action_completion_rate}}%</w:t>
+              <w:t>{{</w:t>
+            </w:r>
+            <w:proofErr w:type="spellStart"/>
+            <w:proofErr w:type="gramStart"/>
+            <w:r>
+              <w:rPr>
+                <w:b/>
+                <w:sz w:val="20"/>
+              </w:rPr>
+              <w:t>aggregated_data.kpi.action</w:t>
+            </w:r>
+            <w:proofErr w:type="gramEnd"/>
+            <w:r>
+              <w:rPr>
+                <w:b/>
+                <w:sz w:val="20"/>
+              </w:rPr>
+              <w:t>_completion_rate</w:t>
+            </w:r>
+            <w:proofErr w:type="spellEnd"/>
+            <w:r>
+              <w:rPr>
+                <w:b/>
+                <w:sz w:val="20"/>
+              </w:rPr>
+              <w:t>}}%</w:t>
             </w:r>
           </w:p>
         </w:tc>
@@ -2198,14 +3173,34 @@
             </w:tcMar>
           </w:tcPr>
           <w:p>
+            <w:proofErr w:type="spellStart"/>
             <w:r>
               <w:rPr>
                 <w:b/>
                 <w:color w:val="123B67"/>
                 <w:sz w:val="18"/>
               </w:rPr>
-              <w:t>승인 완료율</w:t>
-            </w:r>
+              <w:t>승인</w:t>
+            </w:r>
+            <w:proofErr w:type="spellEnd"/>
+            <w:r>
+              <w:rPr>
+                <w:b/>
+                <w:color w:val="123B67"/>
+                <w:sz w:val="18"/>
+              </w:rPr>
+              <w:t xml:space="preserve"> </w:t>
+            </w:r>
+            <w:proofErr w:type="spellStart"/>
+            <w:r>
+              <w:rPr>
+                <w:b/>
+                <w:color w:val="123B67"/>
+                <w:sz w:val="18"/>
+              </w:rPr>
+              <w:t>완료율</w:t>
+            </w:r>
+            <w:proofErr w:type="spellEnd"/>
           </w:p>
         </w:tc>
         <w:tc>
@@ -2234,7 +3229,32 @@
                 <w:b/>
                 <w:sz w:val="20"/>
               </w:rPr>
-              <w:t>{{aggregated_data.kpi.approval_completion_rate}}%</w:t>
+              <w:t>{{</w:t>
+            </w:r>
+            <w:proofErr w:type="spellStart"/>
+            <w:proofErr w:type="gramStart"/>
+            <w:r>
+              <w:rPr>
+                <w:b/>
+                <w:sz w:val="20"/>
+              </w:rPr>
+              <w:t>aggregated_data.kpi.approval</w:t>
+            </w:r>
+            <w:proofErr w:type="gramEnd"/>
+            <w:r>
+              <w:rPr>
+                <w:b/>
+                <w:sz w:val="20"/>
+              </w:rPr>
+              <w:t>_completion_rate</w:t>
+            </w:r>
+            <w:proofErr w:type="spellEnd"/>
+            <w:r>
+              <w:rPr>
+                <w:b/>
+                <w:sz w:val="20"/>
+              </w:rPr>
+              <w:t>}}%</w:t>
             </w:r>
           </w:p>
         </w:tc>

--- a/report_agent/output/risk_assessment_report_template.docx
+++ b/report_agent/output/risk_assessment_report_template.docx
@@ -1154,12 +1154,17 @@
               <w:rPr>
                 <w:b/>
                 <w:bCs/>
+                <w:sz w:val="24"/>
+                <w:szCs w:val="24"/>
               </w:rPr>
             </w:pPr>
             <w:r>
               <w:rPr>
                 <w:b/>
                 <w:bCs/>
+                <w:color w:val="1F497D" w:themeColor="text2"/>
+                <w:sz w:val="24"/>
+                <w:szCs w:val="24"/>
               </w:rPr>
               <w:t>{{</w:t>
             </w:r>
@@ -1169,36 +1174,31 @@
               <w:rPr>
                 <w:b/>
                 <w:bCs/>
-              </w:rPr>
-              <w:t>aggregated</w:t>
-            </w:r>
+                <w:color w:val="1F497D" w:themeColor="text2"/>
+                <w:sz w:val="24"/>
+                <w:szCs w:val="24"/>
+              </w:rPr>
+              <w:t>aggregated_data.kpi.risk</w:t>
+            </w:r>
+            <w:proofErr w:type="gramEnd"/>
             <w:r>
               <w:rPr>
                 <w:b/>
                 <w:bCs/>
-              </w:rPr>
-              <w:t>_</w:t>
-            </w:r>
+                <w:color w:val="1F497D" w:themeColor="text2"/>
+                <w:sz w:val="24"/>
+                <w:szCs w:val="24"/>
+              </w:rPr>
+              <w:t>_recurrence_rate</w:t>
+            </w:r>
+            <w:proofErr w:type="spellEnd"/>
             <w:r>
               <w:rPr>
                 <w:b/>
                 <w:bCs/>
-              </w:rPr>
-              <w:t>data.kpi.risk</w:t>
-            </w:r>
-            <w:proofErr w:type="gramEnd"/>
-            <w:r>
-              <w:rPr>
-                <w:b/>
-                <w:bCs/>
-              </w:rPr>
-              <w:t>_recurrence_rate</w:t>
-            </w:r>
-            <w:proofErr w:type="spellEnd"/>
-            <w:r>
-              <w:rPr>
-                <w:b/>
-                <w:bCs/>
+                <w:color w:val="1F497D" w:themeColor="text2"/>
+                <w:sz w:val="24"/>
+                <w:szCs w:val="24"/>
               </w:rPr>
               <w:t>}}</w:t>
             </w:r>

--- a/report_agent/output/risk_assessment_report_template.docx
+++ b/report_agent/output/risk_assessment_report_template.docx
@@ -31,6 +31,7 @@
               <w:bottom w:w="100" w:type="dxa"/>
               <w:right w:w="160" w:type="dxa"/>
             </w:tcMar>
+            <w:vAlign w:val="center"/>
           </w:tcPr>
           <w:p>
             <w:r>
@@ -433,7 +434,6 @@
     <w:p/>
     <w:p/>
     <w:p/>
-    <w:p/>
     <w:tbl>
       <w:tblPr>
         <w:tblW w:w="0" w:type="auto"/>
@@ -503,6 +503,7 @@
     <w:p>
       <w:pPr>
         <w:rPr>
+          <w:rFonts w:hint="eastAsia"/>
           <w:lang w:eastAsia="ko-KR"/>
         </w:rPr>
       </w:pPr>
@@ -510,8 +511,7 @@
         <w:rPr>
           <w:lang w:eastAsia="ko-KR"/>
         </w:rPr>
-        <w:lastRenderedPageBreak/>
-        <w:br w:type="page"/>
+        <w:br/>
       </w:r>
     </w:p>
     <w:tbl>
@@ -534,9 +534,11 @@
               <w:right w:val="nil"/>
             </w:tcBorders>
             <w:shd w:val="clear" w:color="auto" w:fill="123B67"/>
+            <w:vAlign w:val="center"/>
           </w:tcPr>
           <w:p>
             <w:pPr>
+              <w:spacing w:after="0"/>
               <w:jc w:val="center"/>
             </w:pPr>
             <w:r>
@@ -560,8 +562,12 @@
               <w:right w:val="nil"/>
             </w:tcBorders>
             <w:shd w:val="clear" w:color="auto" w:fill="FFFFFF"/>
+            <w:vAlign w:val="center"/>
           </w:tcPr>
           <w:p>
+            <w:pPr>
+              <w:spacing w:after="0"/>
+            </w:pPr>
             <w:proofErr w:type="spellStart"/>
             <w:proofErr w:type="gramStart"/>
             <w:r>
@@ -719,6 +725,7 @@
           </w:tcPr>
           <w:p>
             <w:pPr>
+              <w:spacing w:after="0"/>
               <w:jc w:val="center"/>
             </w:pPr>
             <w:r>
@@ -760,6 +767,7 @@
           </w:p>
           <w:p>
             <w:pPr>
+              <w:spacing w:after="0"/>
               <w:jc w:val="center"/>
             </w:pPr>
             <w:r>
@@ -819,6 +827,7 @@
           </w:tcPr>
           <w:p>
             <w:pPr>
+              <w:spacing w:after="0"/>
               <w:jc w:val="center"/>
             </w:pPr>
             <w:proofErr w:type="spellStart"/>
@@ -852,6 +861,7 @@
           </w:p>
           <w:p>
             <w:pPr>
+              <w:spacing w:after="0"/>
               <w:jc w:val="center"/>
             </w:pPr>
             <w:r>
@@ -911,6 +921,7 @@
           </w:tcPr>
           <w:p>
             <w:pPr>
+              <w:spacing w:after="0"/>
               <w:jc w:val="center"/>
             </w:pPr>
             <w:proofErr w:type="spellStart"/>
@@ -944,6 +955,7 @@
           </w:p>
           <w:p>
             <w:pPr>
+              <w:spacing w:after="0"/>
               <w:jc w:val="center"/>
             </w:pPr>
             <w:r>
@@ -1008,6 +1020,7 @@
           </w:tcPr>
           <w:p>
             <w:pPr>
+              <w:spacing w:after="0"/>
               <w:jc w:val="center"/>
             </w:pPr>
             <w:r>
@@ -1044,6 +1057,17 @@
               <w:spacing w:after="0" w:line="240" w:lineRule="auto"/>
               <w:jc w:val="center"/>
               <w:rPr>
+                <w:rFonts w:cs="굴림체" w:hint="eastAsia"/>
+                <w:b/>
+                <w:bCs/>
+                <w:color w:val="92D050"/>
+                <w:sz w:val="24"/>
+                <w:szCs w:val="24"/>
+                <w:lang w:eastAsia="ko-KR"/>
+              </w:rPr>
+            </w:pPr>
+            <w:r>
+              <w:rPr>
                 <w:rFonts w:cs="굴림체"/>
                 <w:b/>
                 <w:bCs/>
@@ -1052,7 +1076,10 @@
                 <w:szCs w:val="24"/>
                 <w:lang w:eastAsia="ko-KR"/>
               </w:rPr>
-            </w:pPr>
+              <w:t>{{</w:t>
+            </w:r>
+            <w:proofErr w:type="spellStart"/>
+            <w:proofErr w:type="gramStart"/>
             <w:r>
               <w:rPr>
                 <w:rFonts w:cs="굴림체"/>
@@ -1063,10 +1090,9 @@
                 <w:szCs w:val="24"/>
                 <w:lang w:eastAsia="ko-KR"/>
               </w:rPr>
-              <w:t>{{</w:t>
-            </w:r>
-            <w:proofErr w:type="spellStart"/>
-            <w:proofErr w:type="gramStart"/>
+              <w:t>aggregated_data.kpi.board</w:t>
+            </w:r>
+            <w:proofErr w:type="gramEnd"/>
             <w:r>
               <w:rPr>
                 <w:rFonts w:cs="굴림체"/>
@@ -1077,9 +1103,9 @@
                 <w:szCs w:val="24"/>
                 <w:lang w:eastAsia="ko-KR"/>
               </w:rPr>
-              <w:t>aggregated_data.kpi.board</w:t>
-            </w:r>
-            <w:proofErr w:type="gramEnd"/>
+              <w:t>_action_history_rate</w:t>
+            </w:r>
+            <w:proofErr w:type="spellEnd"/>
             <w:r>
               <w:rPr>
                 <w:rFonts w:cs="굴림체"/>
@@ -1090,26 +1116,8 @@
                 <w:szCs w:val="24"/>
                 <w:lang w:eastAsia="ko-KR"/>
               </w:rPr>
-              <w:t>_action_history_rate</w:t>
-            </w:r>
-            <w:proofErr w:type="spellEnd"/>
-            <w:r>
-              <w:rPr>
-                <w:rFonts w:cs="굴림체"/>
-                <w:b/>
-                <w:bCs/>
-                <w:color w:val="92D050"/>
-                <w:sz w:val="24"/>
-                <w:szCs w:val="24"/>
-                <w:lang w:eastAsia="ko-KR"/>
-              </w:rPr>
               <w:t>}}</w:t>
             </w:r>
-          </w:p>
-          <w:p>
-            <w:pPr>
-              <w:jc w:val="center"/>
-            </w:pPr>
           </w:p>
         </w:tc>
         <w:tc>
@@ -1131,6 +1139,7 @@
           </w:tcPr>
           <w:p>
             <w:pPr>
+              <w:spacing w:after="0"/>
               <w:jc w:val="center"/>
               <w:rPr>
                 <w:b/>
@@ -1150,6 +1159,7 @@
           </w:p>
           <w:p>
             <w:pPr>
+              <w:spacing w:after="0"/>
               <w:jc w:val="center"/>
               <w:rPr>
                 <w:b/>
@@ -1223,6 +1233,7 @@
           </w:tcPr>
           <w:p>
             <w:pPr>
+              <w:spacing w:after="0"/>
               <w:jc w:val="center"/>
             </w:pPr>
             <w:proofErr w:type="spellStart"/>
@@ -1274,6 +1285,7 @@
           </w:p>
           <w:p>
             <w:pPr>
+              <w:spacing w:after="0"/>
               <w:jc w:val="center"/>
             </w:pPr>
             <w:r>
@@ -1365,9 +1377,11 @@
               <w:right w:val="nil"/>
             </w:tcBorders>
             <w:shd w:val="clear" w:color="auto" w:fill="123B67"/>
+            <w:vAlign w:val="center"/>
           </w:tcPr>
           <w:p>
             <w:pPr>
+              <w:spacing w:after="0"/>
               <w:jc w:val="center"/>
             </w:pPr>
             <w:r>
@@ -1394,6 +1408,7 @@
           </w:tcPr>
           <w:p>
             <w:pPr>
+              <w:spacing w:after="0"/>
               <w:rPr>
                 <w:color w:val="6B7A8C"/>
                 <w:sz w:val="18"/>
@@ -1429,6 +1444,9 @@
             </w:r>
           </w:p>
           <w:p>
+            <w:pPr>
+              <w:spacing w:after="0"/>
+            </w:pPr>
             <w:r>
               <w:rPr>
                 <w:color w:val="6B7A8C"/>
@@ -1459,10 +1477,9 @@
         <w:tblLook w:val="04A0" w:firstRow="1" w:lastRow="0" w:firstColumn="1" w:lastColumn="0" w:noHBand="0" w:noVBand="1"/>
       </w:tblPr>
       <w:tblGrid>
-        <w:gridCol w:w="2615"/>
-        <w:gridCol w:w="2504"/>
-        <w:gridCol w:w="2701"/>
-        <w:gridCol w:w="2457"/>
+        <w:gridCol w:w="3357"/>
+        <w:gridCol w:w="3628"/>
+        <w:gridCol w:w="3292"/>
       </w:tblGrid>
       <w:tr>
         <w:trPr>
@@ -1470,81 +1487,7 @@
         </w:trPr>
         <w:tc>
           <w:tcPr>
-            <w:tcW w:w="2509" w:type="dxa"/>
-            <w:tcBorders>
-              <w:top w:val="single" w:sz="6" w:space="0" w:color="D7E2EE"/>
-              <w:left w:val="single" w:sz="6" w:space="0" w:color="D7E2EE"/>
-              <w:bottom w:val="single" w:sz="6" w:space="0" w:color="D7E2EE"/>
-              <w:right w:val="single" w:sz="6" w:space="0" w:color="D7E2EE"/>
-            </w:tcBorders>
-            <w:shd w:val="clear" w:color="auto" w:fill="FDECEC"/>
-            <w:tcMar>
-              <w:top w:w="120" w:type="dxa"/>
-              <w:left w:w="120" w:type="dxa"/>
-              <w:bottom w:w="120" w:type="dxa"/>
-              <w:right w:w="120" w:type="dxa"/>
-            </w:tcMar>
-          </w:tcPr>
-          <w:p>
-            <w:pPr>
-              <w:jc w:val="center"/>
-            </w:pPr>
-            <w:proofErr w:type="spellStart"/>
-            <w:r>
-              <w:rPr>
-                <w:b/>
-                <w:color w:val="6B7A8C"/>
-                <w:sz w:val="18"/>
-              </w:rPr>
-              <w:t>중대위험</w:t>
-            </w:r>
-            <w:proofErr w:type="spellEnd"/>
-          </w:p>
-          <w:p>
-            <w:pPr>
-              <w:jc w:val="center"/>
-            </w:pPr>
-            <w:r>
-              <w:rPr>
-                <w:b/>
-                <w:color w:val="D94841"/>
-                <w:sz w:val="24"/>
-              </w:rPr>
-              <w:t>{{</w:t>
-            </w:r>
-            <w:proofErr w:type="spellStart"/>
-            <w:proofErr w:type="gramStart"/>
-            <w:r>
-              <w:rPr>
-                <w:b/>
-                <w:color w:val="D94841"/>
-                <w:sz w:val="24"/>
-              </w:rPr>
-              <w:t>aggregated_data.kpi.critical</w:t>
-            </w:r>
-            <w:proofErr w:type="gramEnd"/>
-            <w:r>
-              <w:rPr>
-                <w:b/>
-                <w:color w:val="D94841"/>
-                <w:sz w:val="24"/>
-              </w:rPr>
-              <w:t>_risk_records</w:t>
-            </w:r>
-            <w:proofErr w:type="spellEnd"/>
-            <w:r>
-              <w:rPr>
-                <w:b/>
-                <w:color w:val="D94841"/>
-                <w:sz w:val="24"/>
-              </w:rPr>
-              <w:t>}}건</w:t>
-            </w:r>
-          </w:p>
-        </w:tc>
-        <w:tc>
-          <w:tcPr>
-            <w:tcW w:w="2509" w:type="dxa"/>
+            <w:tcW w:w="2504" w:type="dxa"/>
             <w:tcBorders>
               <w:top w:val="single" w:sz="6" w:space="0" w:color="D7E2EE"/>
               <w:left w:val="single" w:sz="6" w:space="0" w:color="D7E2EE"/>
@@ -1561,6 +1504,7 @@
           </w:tcPr>
           <w:p>
             <w:pPr>
+              <w:spacing w:after="0"/>
               <w:jc w:val="center"/>
             </w:pPr>
             <w:proofErr w:type="spellStart"/>
@@ -1576,6 +1520,7 @@
           </w:p>
           <w:p>
             <w:pPr>
+              <w:spacing w:after="0"/>
               <w:jc w:val="center"/>
             </w:pPr>
             <w:r>
@@ -1618,7 +1563,7 @@
         </w:tc>
         <w:tc>
           <w:tcPr>
-            <w:tcW w:w="2509" w:type="dxa"/>
+            <w:tcW w:w="2701" w:type="dxa"/>
             <w:tcBorders>
               <w:top w:val="single" w:sz="6" w:space="0" w:color="D7E2EE"/>
               <w:left w:val="single" w:sz="6" w:space="0" w:color="D7E2EE"/>
@@ -1635,6 +1580,7 @@
           </w:tcPr>
           <w:p>
             <w:pPr>
+              <w:spacing w:after="0"/>
               <w:jc w:val="center"/>
             </w:pPr>
             <w:proofErr w:type="spellStart"/>
@@ -1650,6 +1596,7 @@
           </w:p>
           <w:p>
             <w:pPr>
+              <w:spacing w:after="0"/>
               <w:jc w:val="center"/>
             </w:pPr>
             <w:r>
@@ -1692,7 +1639,7 @@
         </w:tc>
         <w:tc>
           <w:tcPr>
-            <w:tcW w:w="2509" w:type="dxa"/>
+            <w:tcW w:w="2457" w:type="dxa"/>
             <w:tcBorders>
               <w:top w:val="single" w:sz="6" w:space="0" w:color="D7E2EE"/>
               <w:left w:val="single" w:sz="6" w:space="0" w:color="D7E2EE"/>
@@ -1709,6 +1656,7 @@
           </w:tcPr>
           <w:p>
             <w:pPr>
+              <w:spacing w:after="0"/>
               <w:jc w:val="center"/>
             </w:pPr>
             <w:proofErr w:type="spellStart"/>
@@ -1724,6 +1672,7 @@
           </w:p>
           <w:p>
             <w:pPr>
+              <w:spacing w:after="0"/>
               <w:jc w:val="center"/>
             </w:pPr>
             <w:r>
@@ -1838,6 +1787,12 @@
             </w:tcMar>
           </w:tcPr>
           <w:p>
+            <w:pPr>
+              <w:spacing w:after="0"/>
+              <w:rPr>
+                <w:sz w:val="20"/>
+              </w:rPr>
+            </w:pPr>
             <w:r>
               <w:rPr>
                 <w:sz w:val="20"/>
@@ -1866,6 +1821,14 @@
               </w:rPr>
               <w:t>}}</w:t>
             </w:r>
+          </w:p>
+          <w:p>
+            <w:pPr>
+              <w:spacing w:after="0"/>
+              <w:rPr>
+                <w:lang w:eastAsia="ko-KR"/>
+              </w:rPr>
+            </w:pPr>
           </w:p>
         </w:tc>
       </w:tr>
@@ -1895,9 +1858,11 @@
               <w:right w:val="nil"/>
             </w:tcBorders>
             <w:shd w:val="clear" w:color="auto" w:fill="123B67"/>
+            <w:vAlign w:val="center"/>
           </w:tcPr>
           <w:p>
             <w:pPr>
+              <w:spacing w:after="0"/>
               <w:jc w:val="center"/>
             </w:pPr>
             <w:r>
@@ -1921,8 +1886,12 @@
               <w:right w:val="nil"/>
             </w:tcBorders>
             <w:shd w:val="clear" w:color="auto" w:fill="FFFFFF"/>
+            <w:vAlign w:val="center"/>
           </w:tcPr>
           <w:p>
+            <w:pPr>
+              <w:spacing w:after="0"/>
+            </w:pPr>
             <w:proofErr w:type="spellStart"/>
             <w:r>
               <w:rPr>
@@ -2069,14 +2038,12 @@
         <w:tblLook w:val="04A0" w:firstRow="1" w:lastRow="0" w:firstColumn="1" w:lastColumn="0" w:noHBand="0" w:noVBand="1"/>
       </w:tblPr>
       <w:tblGrid>
-        <w:gridCol w:w="1077"/>
-        <w:gridCol w:w="1077"/>
-        <w:gridCol w:w="1209"/>
-        <w:gridCol w:w="1385"/>
-        <w:gridCol w:w="1245"/>
-        <w:gridCol w:w="1323"/>
-        <w:gridCol w:w="1386"/>
-        <w:gridCol w:w="1475"/>
+        <w:gridCol w:w="1437"/>
+        <w:gridCol w:w="1619"/>
+        <w:gridCol w:w="1862"/>
+        <w:gridCol w:w="1668"/>
+        <w:gridCol w:w="1604"/>
+        <w:gridCol w:w="1987"/>
       </w:tblGrid>
       <w:tr>
         <w:trPr>
@@ -2084,7 +2051,7 @@
         </w:trPr>
         <w:tc>
           <w:tcPr>
-            <w:tcW w:w="547" w:type="dxa"/>
+            <w:tcW w:w="1261" w:type="dxa"/>
             <w:shd w:val="clear" w:color="auto" w:fill="123B67"/>
             <w:tcMar>
               <w:top w:w="100" w:type="dxa"/>
@@ -2112,7 +2079,7 @@
         </w:tc>
         <w:tc>
           <w:tcPr>
-            <w:tcW w:w="936" w:type="dxa"/>
+            <w:tcW w:w="1418" w:type="dxa"/>
             <w:shd w:val="clear" w:color="auto" w:fill="123B67"/>
             <w:tcMar>
               <w:top w:w="100" w:type="dxa"/>
@@ -2133,14 +2100,14 @@
                 <w:color w:val="FFFFFF"/>
                 <w:sz w:val="17"/>
               </w:rPr>
-              <w:t>순번</w:t>
+              <w:t>위치</w:t>
             </w:r>
             <w:proofErr w:type="spellEnd"/>
           </w:p>
         </w:tc>
         <w:tc>
           <w:tcPr>
-            <w:tcW w:w="1325" w:type="dxa"/>
+            <w:tcW w:w="1628" w:type="dxa"/>
             <w:shd w:val="clear" w:color="auto" w:fill="123B67"/>
             <w:tcMar>
               <w:top w:w="100" w:type="dxa"/>
@@ -2161,14 +2128,14 @@
                 <w:color w:val="FFFFFF"/>
                 <w:sz w:val="17"/>
               </w:rPr>
-              <w:t>위치</w:t>
+              <w:t>위험유형</w:t>
             </w:r>
             <w:proofErr w:type="spellEnd"/>
           </w:p>
         </w:tc>
         <w:tc>
           <w:tcPr>
-            <w:tcW w:w="1440" w:type="dxa"/>
+            <w:tcW w:w="1460" w:type="dxa"/>
             <w:shd w:val="clear" w:color="auto" w:fill="123B67"/>
             <w:tcMar>
               <w:top w:w="100" w:type="dxa"/>
@@ -2189,14 +2156,42 @@
                 <w:color w:val="FFFFFF"/>
                 <w:sz w:val="17"/>
               </w:rPr>
-              <w:t>위험유형</w:t>
+              <w:t>위험도</w:t>
             </w:r>
             <w:proofErr w:type="spellEnd"/>
           </w:p>
         </w:tc>
         <w:tc>
           <w:tcPr>
-            <w:tcW w:w="864" w:type="dxa"/>
+            <w:tcW w:w="1405" w:type="dxa"/>
+            <w:shd w:val="clear" w:color="auto" w:fill="123B67"/>
+            <w:tcMar>
+              <w:top w:w="100" w:type="dxa"/>
+              <w:left w:w="70" w:type="dxa"/>
+              <w:bottom w:w="100" w:type="dxa"/>
+              <w:right w:w="70" w:type="dxa"/>
+            </w:tcMar>
+            <w:vAlign w:val="center"/>
+          </w:tcPr>
+          <w:p>
+            <w:pPr>
+              <w:jc w:val="center"/>
+            </w:pPr>
+            <w:r>
+              <w:rPr>
+                <w:rFonts w:hint="eastAsia"/>
+                <w:b/>
+                <w:color w:val="FFFFFF"/>
+                <w:sz w:val="17"/>
+                <w:lang w:eastAsia="ko-KR"/>
+              </w:rPr>
+              <w:t>담당자</w:t>
+            </w:r>
+          </w:p>
+        </w:tc>
+        <w:tc>
+          <w:tcPr>
+            <w:tcW w:w="1736" w:type="dxa"/>
             <w:shd w:val="clear" w:color="auto" w:fill="123B67"/>
             <w:tcMar>
               <w:top w:w="100" w:type="dxa"/>
@@ -2217,90 +2212,6 @@
                 <w:color w:val="FFFFFF"/>
                 <w:sz w:val="17"/>
               </w:rPr>
-              <w:t>위험도</w:t>
-            </w:r>
-            <w:proofErr w:type="spellEnd"/>
-          </w:p>
-        </w:tc>
-        <w:tc>
-          <w:tcPr>
-            <w:tcW w:w="936" w:type="dxa"/>
-            <w:shd w:val="clear" w:color="auto" w:fill="123B67"/>
-            <w:tcMar>
-              <w:top w:w="100" w:type="dxa"/>
-              <w:left w:w="70" w:type="dxa"/>
-              <w:bottom w:w="100" w:type="dxa"/>
-              <w:right w:w="70" w:type="dxa"/>
-            </w:tcMar>
-            <w:vAlign w:val="center"/>
-          </w:tcPr>
-          <w:p>
-            <w:pPr>
-              <w:jc w:val="center"/>
-            </w:pPr>
-            <w:proofErr w:type="spellStart"/>
-            <w:r>
-              <w:rPr>
-                <w:b/>
-                <w:color w:val="FFFFFF"/>
-                <w:sz w:val="17"/>
-              </w:rPr>
-              <w:t>조치상태</w:t>
-            </w:r>
-            <w:proofErr w:type="spellEnd"/>
-          </w:p>
-        </w:tc>
-        <w:tc>
-          <w:tcPr>
-            <w:tcW w:w="1008" w:type="dxa"/>
-            <w:shd w:val="clear" w:color="auto" w:fill="123B67"/>
-            <w:tcMar>
-              <w:top w:w="100" w:type="dxa"/>
-              <w:left w:w="70" w:type="dxa"/>
-              <w:bottom w:w="100" w:type="dxa"/>
-              <w:right w:w="70" w:type="dxa"/>
-            </w:tcMar>
-            <w:vAlign w:val="center"/>
-          </w:tcPr>
-          <w:p>
-            <w:pPr>
-              <w:jc w:val="center"/>
-            </w:pPr>
-            <w:proofErr w:type="spellStart"/>
-            <w:r>
-              <w:rPr>
-                <w:b/>
-                <w:color w:val="FFFFFF"/>
-                <w:sz w:val="17"/>
-              </w:rPr>
-              <w:t>승인상태</w:t>
-            </w:r>
-            <w:proofErr w:type="spellEnd"/>
-          </w:p>
-        </w:tc>
-        <w:tc>
-          <w:tcPr>
-            <w:tcW w:w="3096" w:type="dxa"/>
-            <w:shd w:val="clear" w:color="auto" w:fill="123B67"/>
-            <w:tcMar>
-              <w:top w:w="100" w:type="dxa"/>
-              <w:left w:w="70" w:type="dxa"/>
-              <w:bottom w:w="100" w:type="dxa"/>
-              <w:right w:w="70" w:type="dxa"/>
-            </w:tcMar>
-            <w:vAlign w:val="center"/>
-          </w:tcPr>
-          <w:p>
-            <w:pPr>
-              <w:jc w:val="center"/>
-            </w:pPr>
-            <w:proofErr w:type="spellStart"/>
-            <w:r>
-              <w:rPr>
-                <w:b/>
-                <w:color w:val="FFFFFF"/>
-                <w:sz w:val="17"/>
-              </w:rPr>
               <w:t>점검·조치</w:t>
             </w:r>
             <w:proofErr w:type="spellEnd"/>
@@ -2331,7 +2242,7 @@
         </w:trPr>
         <w:tc>
           <w:tcPr>
-            <w:tcW w:w="547" w:type="dxa"/>
+            <w:tcW w:w="1261" w:type="dxa"/>
             <w:shd w:val="clear" w:color="auto" w:fill="FFFFFF"/>
             <w:tcMar>
               <w:top w:w="100" w:type="dxa"/>
@@ -2355,7 +2266,7 @@
         </w:tc>
         <w:tc>
           <w:tcPr>
-            <w:tcW w:w="936" w:type="dxa"/>
+            <w:tcW w:w="1418" w:type="dxa"/>
             <w:shd w:val="clear" w:color="auto" w:fill="FFFFFF"/>
             <w:tcMar>
               <w:top w:w="100" w:type="dxa"/>
@@ -2373,13 +2284,41 @@
               <w:rPr>
                 <w:sz w:val="16"/>
               </w:rPr>
-              <w:t>{{aggregated_data.high_risk_items.no}}</w:t>
+              <w:t>{{</w:t>
+            </w:r>
+            <w:proofErr w:type="spellStart"/>
+            <w:r>
+              <w:rPr>
+                <w:sz w:val="16"/>
+              </w:rPr>
+              <w:t>aggregated_</w:t>
+            </w:r>
+            <w:proofErr w:type="gramStart"/>
+            <w:r>
+              <w:rPr>
+                <w:sz w:val="16"/>
+              </w:rPr>
+              <w:t>data.high</w:t>
+            </w:r>
+            <w:proofErr w:type="gramEnd"/>
+            <w:r>
+              <w:rPr>
+                <w:sz w:val="16"/>
+              </w:rPr>
+              <w:t>_risk_items.location</w:t>
+            </w:r>
+            <w:proofErr w:type="spellEnd"/>
+            <w:r>
+              <w:rPr>
+                <w:sz w:val="16"/>
+              </w:rPr>
+              <w:t>}}</w:t>
             </w:r>
           </w:p>
         </w:tc>
         <w:tc>
           <w:tcPr>
-            <w:tcW w:w="1325" w:type="dxa"/>
+            <w:tcW w:w="1628" w:type="dxa"/>
             <w:shd w:val="clear" w:color="auto" w:fill="FFFFFF"/>
             <w:tcMar>
               <w:top w:w="100" w:type="dxa"/>
@@ -2418,7 +2357,7 @@
               <w:rPr>
                 <w:sz w:val="16"/>
               </w:rPr>
-              <w:t>_risk_items.location</w:t>
+              <w:t>_risk_items.category_name</w:t>
             </w:r>
             <w:proofErr w:type="spellEnd"/>
             <w:r>
@@ -2431,7 +2370,7 @@
         </w:tc>
         <w:tc>
           <w:tcPr>
-            <w:tcW w:w="1440" w:type="dxa"/>
+            <w:tcW w:w="1460" w:type="dxa"/>
             <w:shd w:val="clear" w:color="auto" w:fill="FFFFFF"/>
             <w:tcMar>
               <w:top w:w="100" w:type="dxa"/>
@@ -2470,7 +2409,7 @@
               <w:rPr>
                 <w:sz w:val="16"/>
               </w:rPr>
-              <w:t>_risk_items.category_name</w:t>
+              <w:t>_risk_items.risk_band</w:t>
             </w:r>
             <w:proofErr w:type="spellEnd"/>
             <w:r>
@@ -2483,7 +2422,7 @@
         </w:tc>
         <w:tc>
           <w:tcPr>
-            <w:tcW w:w="864" w:type="dxa"/>
+            <w:tcW w:w="1405" w:type="dxa"/>
             <w:shd w:val="clear" w:color="auto" w:fill="FFFFFF"/>
             <w:tcMar>
               <w:top w:w="100" w:type="dxa"/>
@@ -2522,7 +2461,22 @@
               <w:rPr>
                 <w:sz w:val="16"/>
               </w:rPr>
-              <w:t>_risk_items.risk_band</w:t>
+              <w:t>_risk_items.</w:t>
+            </w:r>
+            <w:r>
+              <w:rPr>
+                <w:rFonts w:hint="eastAsia"/>
+                <w:sz w:val="16"/>
+                <w:lang w:eastAsia="ko-KR"/>
+              </w:rPr>
+              <w:t>h</w:t>
+            </w:r>
+            <w:r>
+              <w:rPr>
+                <w:sz w:val="16"/>
+                <w:lang w:eastAsia="ko-KR"/>
+              </w:rPr>
+              <w:t>andler</w:t>
             </w:r>
             <w:proofErr w:type="spellEnd"/>
             <w:r>
@@ -2535,111 +2489,7 @@
         </w:tc>
         <w:tc>
           <w:tcPr>
-            <w:tcW w:w="936" w:type="dxa"/>
-            <w:shd w:val="clear" w:color="auto" w:fill="FFFFFF"/>
-            <w:tcMar>
-              <w:top w:w="100" w:type="dxa"/>
-              <w:left w:w="70" w:type="dxa"/>
-              <w:bottom w:w="100" w:type="dxa"/>
-              <w:right w:w="70" w:type="dxa"/>
-            </w:tcMar>
-            <w:vAlign w:val="center"/>
-          </w:tcPr>
-          <w:p>
-            <w:pPr>
-              <w:jc w:val="center"/>
-            </w:pPr>
-            <w:r>
-              <w:rPr>
-                <w:sz w:val="16"/>
-              </w:rPr>
-              <w:t>{{</w:t>
-            </w:r>
-            <w:proofErr w:type="spellStart"/>
-            <w:r>
-              <w:rPr>
-                <w:sz w:val="16"/>
-              </w:rPr>
-              <w:t>aggregated_</w:t>
-            </w:r>
-            <w:proofErr w:type="gramStart"/>
-            <w:r>
-              <w:rPr>
-                <w:sz w:val="16"/>
-              </w:rPr>
-              <w:t>data.high</w:t>
-            </w:r>
-            <w:proofErr w:type="gramEnd"/>
-            <w:r>
-              <w:rPr>
-                <w:sz w:val="16"/>
-              </w:rPr>
-              <w:t>_risk_items.action_name</w:t>
-            </w:r>
-            <w:proofErr w:type="spellEnd"/>
-            <w:r>
-              <w:rPr>
-                <w:sz w:val="16"/>
-              </w:rPr>
-              <w:t>}}</w:t>
-            </w:r>
-          </w:p>
-        </w:tc>
-        <w:tc>
-          <w:tcPr>
-            <w:tcW w:w="1008" w:type="dxa"/>
-            <w:shd w:val="clear" w:color="auto" w:fill="FFFFFF"/>
-            <w:tcMar>
-              <w:top w:w="100" w:type="dxa"/>
-              <w:left w:w="70" w:type="dxa"/>
-              <w:bottom w:w="100" w:type="dxa"/>
-              <w:right w:w="70" w:type="dxa"/>
-            </w:tcMar>
-            <w:vAlign w:val="center"/>
-          </w:tcPr>
-          <w:p>
-            <w:pPr>
-              <w:jc w:val="center"/>
-            </w:pPr>
-            <w:r>
-              <w:rPr>
-                <w:sz w:val="16"/>
-              </w:rPr>
-              <w:t>{{</w:t>
-            </w:r>
-            <w:proofErr w:type="spellStart"/>
-            <w:r>
-              <w:rPr>
-                <w:sz w:val="16"/>
-              </w:rPr>
-              <w:t>aggregated_</w:t>
-            </w:r>
-            <w:proofErr w:type="gramStart"/>
-            <w:r>
-              <w:rPr>
-                <w:sz w:val="16"/>
-              </w:rPr>
-              <w:t>data.high</w:t>
-            </w:r>
-            <w:proofErr w:type="gramEnd"/>
-            <w:r>
-              <w:rPr>
-                <w:sz w:val="16"/>
-              </w:rPr>
-              <w:t>_risk_items.approval_name</w:t>
-            </w:r>
-            <w:proofErr w:type="spellEnd"/>
-            <w:r>
-              <w:rPr>
-                <w:sz w:val="16"/>
-              </w:rPr>
-              <w:t>}}</w:t>
-            </w:r>
-          </w:p>
-        </w:tc>
-        <w:tc>
-          <w:tcPr>
-            <w:tcW w:w="3096" w:type="dxa"/>
+            <w:tcW w:w="1736" w:type="dxa"/>
             <w:shd w:val="clear" w:color="auto" w:fill="FFFFFF"/>
             <w:tcMar>
               <w:top w:w="100" w:type="dxa"/>
@@ -2779,9 +2629,11 @@
               <w:right w:val="nil"/>
             </w:tcBorders>
             <w:shd w:val="clear" w:color="auto" w:fill="123B67"/>
+            <w:vAlign w:val="center"/>
           </w:tcPr>
           <w:p>
             <w:pPr>
+              <w:spacing w:after="0"/>
               <w:jc w:val="center"/>
             </w:pPr>
             <w:r>
@@ -2805,8 +2657,12 @@
               <w:right w:val="nil"/>
             </w:tcBorders>
             <w:shd w:val="clear" w:color="auto" w:fill="FFFFFF"/>
+            <w:vAlign w:val="center"/>
           </w:tcPr>
           <w:p>
+            <w:pPr>
+              <w:spacing w:after="0"/>
+            </w:pPr>
             <w:proofErr w:type="spellStart"/>
             <w:proofErr w:type="gramStart"/>
             <w:r>
@@ -2889,9 +2745,6 @@
               <w:t>}}</w:t>
             </w:r>
           </w:p>
-          <w:p/>
-          <w:p/>
-          <w:p/>
         </w:tc>
       </w:tr>
     </w:tbl>
@@ -2937,6 +2790,7 @@
       </w:tblGrid>
       <w:tr>
         <w:trPr>
+          <w:trHeight w:val="322"/>
           <w:jc w:val="center"/>
         </w:trPr>
         <w:tc>
@@ -2955,8 +2809,12 @@
               <w:bottom w:w="110" w:type="dxa"/>
               <w:right w:w="150" w:type="dxa"/>
             </w:tcMar>
+            <w:vAlign w:val="center"/>
           </w:tcPr>
           <w:p>
+            <w:pPr>
+              <w:spacing w:after="0"/>
+            </w:pPr>
             <w:proofErr w:type="spellStart"/>
             <w:r>
               <w:rPr>
@@ -3006,6 +2864,7 @@
           </w:tcPr>
           <w:p>
             <w:pPr>
+              <w:spacing w:after="0"/>
               <w:jc w:val="right"/>
             </w:pPr>
             <w:r>
@@ -3063,8 +2922,12 @@
               <w:bottom w:w="110" w:type="dxa"/>
               <w:right w:w="150" w:type="dxa"/>
             </w:tcMar>
+            <w:vAlign w:val="center"/>
           </w:tcPr>
           <w:p>
+            <w:pPr>
+              <w:spacing w:after="0"/>
+            </w:pPr>
             <w:proofErr w:type="spellStart"/>
             <w:r>
               <w:rPr>
@@ -3114,6 +2977,7 @@
           </w:tcPr>
           <w:p>
             <w:pPr>
+              <w:spacing w:after="0"/>
               <w:jc w:val="right"/>
             </w:pPr>
             <w:r>
@@ -3146,7 +3010,7 @@
                 <w:b/>
                 <w:sz w:val="20"/>
               </w:rPr>
-              <w:t>}}%</w:t>
+              <w:t>}}</w:t>
             </w:r>
           </w:p>
         </w:tc>
@@ -3171,8 +3035,12 @@
               <w:bottom w:w="110" w:type="dxa"/>
               <w:right w:w="150" w:type="dxa"/>
             </w:tcMar>
+            <w:vAlign w:val="center"/>
           </w:tcPr>
           <w:p>
+            <w:pPr>
+              <w:spacing w:after="0"/>
+            </w:pPr>
             <w:proofErr w:type="spellStart"/>
             <w:r>
               <w:rPr>
@@ -3222,6 +3090,7 @@
           </w:tcPr>
           <w:p>
             <w:pPr>
+              <w:spacing w:after="0"/>
               <w:jc w:val="right"/>
             </w:pPr>
             <w:r>
@@ -3254,7 +3123,7 @@
                 <w:b/>
                 <w:sz w:val="20"/>
               </w:rPr>
-              <w:t>}}%</w:t>
+              <w:t>}}</w:t>
             </w:r>
           </w:p>
         </w:tc>

--- a/report_agent/output/risk_assessment_report_template.docx
+++ b/report_agent/output/risk_assessment_report_template.docx
@@ -14,6 +14,7 @@
       <w:tr>
         <w:trPr>
           <w:jc w:val="center"/>
+          <w:cantSplit/>
         </w:trPr>
         <w:tc>
           <w:tcPr>
@@ -91,6 +92,7 @@
       <w:tr>
         <w:trPr>
           <w:jc w:val="center"/>
+          <w:cantSplit/>
         </w:trPr>
         <w:tc>
           <w:tcPr>
@@ -165,6 +167,7 @@
       <w:tr>
         <w:trPr>
           <w:jc w:val="center"/>
+          <w:cantSplit/>
         </w:trPr>
         <w:tc>
           <w:tcPr>
@@ -235,6 +238,7 @@
       <w:tr>
         <w:trPr>
           <w:jc w:val="center"/>
+          <w:cantSplit/>
         </w:trPr>
         <w:tc>
           <w:tcPr>
@@ -295,6 +299,7 @@
       <w:tr>
         <w:trPr>
           <w:jc w:val="center"/>
+          <w:cantSplit/>
         </w:trPr>
         <w:tc>
           <w:tcPr>
@@ -365,6 +370,7 @@
       <w:tr>
         <w:trPr>
           <w:jc w:val="center"/>
+          <w:cantSplit/>
         </w:trPr>
         <w:tc>
           <w:tcPr>
@@ -446,6 +452,7 @@
       <w:tr>
         <w:trPr>
           <w:jc w:val="center"/>
+          <w:cantSplit/>
         </w:trPr>
         <w:tc>
           <w:tcPr>
@@ -514,6 +521,11 @@
         <w:br/>
       </w:r>
     </w:p>
+    <w:p>
+      <w:r>
+        <w:br w:type="page"/>
+      </w:r>
+    </w:p>
     <w:tbl>
       <w:tblPr>
         <w:tblW w:w="0" w:type="auto"/>
@@ -524,6 +536,9 @@
         <w:gridCol w:w="5018"/>
       </w:tblGrid>
       <w:tr>
+        <w:trPr>
+          <w:cantSplit/>
+        </w:trPr>
         <w:tc>
           <w:tcPr>
             <w:tcW w:w="5018" w:type="dxa"/>
@@ -540,6 +555,7 @@
             <w:pPr>
               <w:spacing w:after="0"/>
               <w:jc w:val="center"/>
+              <w:pageBreakBefore/>
             </w:pPr>
             <w:r>
               <w:rPr>
@@ -615,6 +631,7 @@
       <w:tr>
         <w:trPr>
           <w:jc w:val="center"/>
+          <w:cantSplit/>
         </w:trPr>
         <w:tc>
           <w:tcPr>
@@ -705,6 +722,7 @@
       <w:tr>
         <w:trPr>
           <w:jc w:val="center"/>
+          <w:cantSplit/>
         </w:trPr>
         <w:tc>
           <w:tcPr>
@@ -1000,6 +1018,7 @@
       <w:tr>
         <w:trPr>
           <w:jc w:val="center"/>
+          <w:cantSplit/>
         </w:trPr>
         <w:tc>
           <w:tcPr>
@@ -1367,6 +1386,9 @@
         <w:gridCol w:w="5018"/>
       </w:tblGrid>
       <w:tr>
+        <w:trPr>
+          <w:cantSplit/>
+        </w:trPr>
         <w:tc>
           <w:tcPr>
             <w:tcW w:w="5018" w:type="dxa"/>
@@ -1383,6 +1405,7 @@
             <w:pPr>
               <w:spacing w:after="0"/>
               <w:jc w:val="center"/>
+              <w:pageBreakBefore/>
             </w:pPr>
             <w:r>
               <w:rPr>
@@ -1484,6 +1507,7 @@
       <w:tr>
         <w:trPr>
           <w:jc w:val="center"/>
+          <w:cantSplit/>
         </w:trPr>
         <w:tc>
           <w:tcPr>
@@ -1768,6 +1792,7 @@
       <w:tr>
         <w:trPr>
           <w:jc w:val="center"/>
+          <w:cantSplit/>
         </w:trPr>
         <w:tc>
           <w:tcPr>
@@ -1848,6 +1873,9 @@
         <w:gridCol w:w="5018"/>
       </w:tblGrid>
       <w:tr>
+        <w:trPr>
+          <w:cantSplit/>
+        </w:trPr>
         <w:tc>
           <w:tcPr>
             <w:tcW w:w="5018" w:type="dxa"/>
@@ -1864,6 +1892,7 @@
             <w:pPr>
               <w:spacing w:after="0"/>
               <w:jc w:val="center"/>
+              <w:pageBreakBefore/>
             </w:pPr>
             <w:r>
               <w:rPr>
@@ -1987,6 +2016,7 @@
       <w:tr>
         <w:trPr>
           <w:jc w:val="center"/>
+          <w:cantSplit/>
         </w:trPr>
         <w:tc>
           <w:tcPr>
@@ -2048,6 +2078,7 @@
       <w:tr>
         <w:trPr>
           <w:jc w:val="center"/>
+          <w:cantSplit/>
         </w:trPr>
         <w:tc>
           <w:tcPr>
@@ -2239,6 +2270,7 @@
       <w:tr>
         <w:trPr>
           <w:jc w:val="center"/>
+          <w:cantSplit/>
         </w:trPr>
         <w:tc>
           <w:tcPr>
@@ -2619,6 +2651,9 @@
         <w:gridCol w:w="5018"/>
       </w:tblGrid>
       <w:tr>
+        <w:trPr>
+          <w:cantSplit/>
+        </w:trPr>
         <w:tc>
           <w:tcPr>
             <w:tcW w:w="5018" w:type="dxa"/>
@@ -2635,6 +2670,7 @@
             <w:pPr>
               <w:spacing w:after="0"/>
               <w:jc w:val="center"/>
+              <w:pageBreakBefore/>
             </w:pPr>
             <w:r>
               <w:rPr>
@@ -2703,6 +2739,7 @@
       <w:tr>
         <w:trPr>
           <w:jc w:val="center"/>
+          <w:cantSplit/>
         </w:trPr>
         <w:tc>
           <w:tcPr>
@@ -2792,6 +2829,7 @@
         <w:trPr>
           <w:trHeight w:val="322"/>
           <w:jc w:val="center"/>
+          <w:cantSplit/>
         </w:trPr>
         <w:tc>
           <w:tcPr>
@@ -2905,6 +2943,7 @@
       <w:tr>
         <w:trPr>
           <w:jc w:val="center"/>
+          <w:cantSplit/>
         </w:trPr>
         <w:tc>
           <w:tcPr>
@@ -3018,6 +3057,7 @@
       <w:tr>
         <w:trPr>
           <w:jc w:val="center"/>
+          <w:cantSplit/>
         </w:trPr>
         <w:tc>
           <w:tcPr>
